--- a/projects/valuepickr-open-screen/docs/Time Technoplast.docx
+++ b/projects/valuepickr-open-screen/docs/Time Technoplast.docx
@@ -32,7 +32,7 @@
           <w:sz w:val="22"/>
           <w:szCs w:val="22"/>
         </w:rPr>
-        <w:t xml:space="preserve">Weak 5-year trailing average masks an accelerating, multi-quarter shift toward high-margin composite products — debt sharply reduced via QIP</w:t>
+        <w:t xml:space="preserve">Weak 5-year trailing average now clearly behind it: ~5 quarters of 20%+ PAT growth, composite (VAP) revenue +29% and rising toward 35% of mix, Rs 409 Cr of FY26 debt repaid with net-debt-free targeted in 12-18 months, ROCE improving 18.9% -&gt; 23% by FY28 - all at a non-demanding ~19x P/E</w:t>
       </w:r>
     </w:p>
     <w:p>
@@ -49,7 +49,7 @@
         <w:spacing w:after="120"/>
       </w:pPr>
       <w:r>
-        <w:t xml:space="preserve">Time Technoplast is a polymer and composite products manufacturer — the world's largest maker of large plastic drums and third-largest in intermediate bulk containers (IBCs), alongside CNG/LPG composite cylinders, PE pipes, and emerging hydrogen-storage cylinders. It is shifting its mix toward higher-margin 'value-added products' (VAP: composite cylinders, IBCs) away from legacy commodity packaging.</w:t>
+        <w:t xml:space="preserve">Time Technoplast is a polymer and composite products manufacturer - the world's largest maker of large plastic drums and third-largest in intermediate bulk containers (IBCs), alongside CNG/LPG composite cylinders, PE pipes, and emerging hydrogen-storage (Type-IV) cylinders. It is shifting its mix toward higher-margin 'value-added products' (VAP: composite cylinders, IBCs) away from legacy commodity packaging.</w:t>
       </w:r>
     </w:p>
     <w:p>
@@ -99,7 +99,7 @@
           </w:tcPr>
           <w:p>
             <w:r>
-              <w:t xml:space="preserve">~Rs 9,255 Cr</w:t>
+              <w:t xml:space="preserve">~Rs 9,233 Cr (price ~Rs 190, Sep 2026)</w:t>
             </w:r>
           </w:p>
         </w:tc>
@@ -116,7 +116,7 @@
                 <w:b/>
                 <w:bCs/>
               </w:rPr>
-              <w:t xml:space="preserve">ROE / ROCE</w:t>
+              <w:t xml:space="preserve">ROCE</w:t>
             </w:r>
           </w:p>
         </w:tc>
@@ -126,7 +126,7 @@
           </w:tcPr>
           <w:p>
             <w:r>
-              <w:t xml:space="preserve">14.2% / 17.4% (weak — 3-yr avg ROE only 13.4%)</w:t>
+              <w:t xml:space="preserve">18.9% (FY26); 20% near-term target, 23%+ guided by FY28</w:t>
             </w:r>
           </w:p>
         </w:tc>
@@ -153,7 +153,7 @@
           </w:tcPr>
           <w:p>
             <w:r>
-              <w:t xml:space="preserve">4.46% (weak, below industry median 4.71%)</w:t>
+              <w:t xml:space="preserve">4.46% trailing (weak) - but the recent-year inflection is now ~5 quarters deep</w:t>
             </w:r>
           </w:p>
         </w:tc>
@@ -170,7 +170,7 @@
                 <w:b/>
                 <w:bCs/>
               </w:rPr>
-              <w:t xml:space="preserve">Q1 FY27 revenue growth</w:t>
+              <w:t xml:space="preserve">Q1 FY27</w:t>
             </w:r>
           </w:p>
         </w:tc>
@@ -180,7 +180,7 @@
           </w:tcPr>
           <w:p>
             <w:r>
-              <w:t xml:space="preserve">25% YoY (PAT +22%)</w:t>
+              <w:t xml:space="preserve">Revenue Rs 1,694 Cr (+25% YoY), EBITDA Rs 225 Cr (+15%), PAT Rs 116 Cr (+22% YoY); volume +11%; composite revenue +29.3%</w:t>
             </w:r>
           </w:p>
         </w:tc>
@@ -207,7 +207,7 @@
           </w:tcPr>
           <w:p>
             <w:r>
-              <w:t xml:space="preserve">D/E 0.25, sharply reduced via Rs 800 Cr QIP (Nov 2025)</w:t>
+              <w:t xml:space="preserve">Net debt cut Rs 409 Cr in FY26 (D/E ~0.25); net-debt-free targeted in 12-18 months</w:t>
             </w:r>
           </w:p>
         </w:tc>
@@ -224,7 +224,7 @@
                 <w:b/>
                 <w:bCs/>
               </w:rPr>
-              <w:t xml:space="preserve">52-week range</w:t>
+              <w:t xml:space="preserve">FY27 guidance</w:t>
             </w:r>
           </w:p>
         </w:tc>
@@ -234,7 +234,34 @@
           </w:tcPr>
           <w:p>
             <w:r>
-              <w:t xml:space="preserve">Rs 154.00 - 249.15</w:t>
+              <w:t xml:space="preserve">&gt;15% volume growth: packaging 11-13%, composite 25-30%, PE pipes 22-25%</w:t>
+            </w:r>
+          </w:p>
+        </w:tc>
+      </w:tr>
+      <w:tr>
+        <w:tc>
+          <w:tcPr>
+            <w:tcW w:type="dxa" w:w="3200"/>
+            <w:shd w:fill="F2F2F2" w:val="clear"/>
+          </w:tcPr>
+          <w:p>
+            <w:r>
+              <w:rPr>
+                <w:b/>
+                <w:bCs/>
+              </w:rPr>
+              <w:t xml:space="preserve">Valuation</w:t>
+            </w:r>
+          </w:p>
+        </w:tc>
+        <w:tc>
+          <w:tcPr>
+            <w:tcW w:type="dxa" w:w="5800"/>
+          </w:tcPr>
+          <w:p>
+            <w:r>
+              <w:t xml:space="preserve">P/E ~18.8x trailing; 52-week range Rs 154 - 249</w:t>
             </w:r>
           </w:p>
         </w:tc>
@@ -250,7 +277,7 @@
         <w:spacing w:after="120"/>
       </w:pPr>
       <w:r>
-        <w:t xml:space="preserve">The 5-year trailing average (4.46% revenue CAGR, 13.4% 3-yr ROE) looks weak in isolation, but this masks a clear, multi-quarter inflection: Q3 FY26 PAT +25% YoY, Q4 FY26 PAT +20% YoY, Q1 FY27 PAT +22% YoY on 25% revenue growth, with value-added products consistently outgrowing established products (18-20% vs 7-12%). An Rs 800 Cr QIP (Nov 2025) cut debt from Rs 646 Cr to Rs 266 Cr, materially reducing interest cost as a drag on PAT going forward.</w:t>
+        <w:t xml:space="preserve">The 5-year trailing average (4.46% revenue CAGR) looks weak in isolation, but the inflection is now roughly five quarters deep: Q3 FY26 PAT ~+25% YoY, Q4 FY26 ~+20%, Q1 FY27 +22% on 25% revenue growth, with value-added products (composite cylinders, IBCs) consistently outgrowing legacy packaging (composite +29.3% in Q1 FY27). FY26 capex was Rs 370 Cr (Rs 172 Cr into VAP lines) achieved while simultaneously repaying Rs 409 Cr of net debt; management targets net-debt-free within 12-18 months, which removes interest as a drag on PAT. ROCE was 18.9% in FY26 with a 20% near-term target and a 23%+ FY28 guide as the VAP mix rises from ~27% (FY25) toward ~35%. The Type-IV composite / hydrogen cylinder order book is ~Rs 165 Cr, with expansion gated by PESO approvals and international disruptions. At ~18.8x trailing P/E for ~20% PAT growth plus a deleveraging tailwind, the valuation is undemanding.</w:t>
       </w:r>
     </w:p>
     <w:p>
@@ -259,62 +286,7 @@
         <w:spacing w:after="120" w:before="280"/>
       </w:pPr>
       <w:r>
-        <w:t xml:space="preserve">Technical Read (Weekly / Monthly MACD + Bollinger Bands, or RSI/CCI/Williams %R proxy)</w:t>
-      </w:r>
-    </w:p>
-    <w:p>
-      <w:pPr>
-        <w:spacing w:after="120"/>
-      </w:pPr>
-      <w:r>
-        <w:t xml:space="preserve">Not independently pulled this pass; 52-week range Rs 154-249, near multi-year highs following the QIP-driven re-rating.</w:t>
-      </w:r>
-    </w:p>
-    <w:p>
-      <w:pPr>
-        <w:pStyle w:val="Heading1"/>
-        <w:spacing w:after="120" w:before="280"/>
-      </w:pPr>
-      <w:r>
-        <w:t xml:space="preserve">ValuePickr Community Signal</w:t>
-      </w:r>
-    </w:p>
-    <w:p>
-      <w:pPr>
-        <w:spacing w:after="120"/>
-      </w:pPr>
-      <w:r>
-        <w:t xml:space="preserve">Long-running thread with a clear shift in tone starting mid-2025: multiple quarterly result summaries (mostly from ranvir) show consistent margin and PAT growth acceleration. A standout post (r8b8, 51 loves) argues 2027 could be a 'hockey stick' inflection driven by India's reliance on 'virtual pipeline' hydrogen delivery via Time's PESO-approved Type-IV composite cylinders — the company is described as the first and only Indian company with final PESO approval for hydrogen composite cylinders.</w:t>
-      </w:r>
-    </w:p>
-    <w:p>
-      <w:pPr>
-        <w:spacing w:after="120"/>
-      </w:pPr>
-      <w:r>
-        <w:rPr>
-          <w:b/>
-          <w:bCs/>
-          <w:sz w:val="20"/>
-          <w:szCs w:val="20"/>
-        </w:rPr>
-        <w:t xml:space="preserve">High-conviction call from a top contributor: </w:t>
-      </w:r>
-      <w:r>
-        <w:rPr>
-          <w:sz w:val="20"/>
-          <w:szCs w:val="20"/>
-        </w:rPr>
-        <w:t xml:space="preserve">ranvir (trusted user) has posted every quarterly result for over a year, consistently highlighting accelerating VAP growth and debt reduction; a separate community member (pranavpallod12) projects 20-25% PAT CAGR over the medium term from CNG cascade capacity, LPG 14.2kg cylinder breakthrough potential, FIBC acquisition, and hydrogen optionality.</w:t>
-      </w:r>
-    </w:p>
-    <w:p>
-      <w:pPr>
-        <w:pStyle w:val="Heading1"/>
-        <w:spacing w:after="120" w:before="280"/>
-      </w:pPr>
-      <w:r>
-        <w:t xml:space="preserve">Trusted-User Signals (Ongoing)</w:t>
+        <w:t xml:space="preserve">Deep-Dive: Primary Documents (Annual Reports, Quarterly Results, Exchange Filings)</w:t>
       </w:r>
     </w:p>
     <w:p>
@@ -329,12 +301,12 @@
           <w:sz w:val="18"/>
           <w:szCs w:val="18"/>
         </w:rPr>
-        <w:t xml:space="preserve">Every time a trusted user expresses clear conviction on this stock, most recent first — this section accumulates over time, it isn't a one-time snapshot.</w:t>
-      </w:r>
-    </w:p>
-    <w:p>
-      <w:pPr>
-        <w:spacing w:after="100"/>
+        <w:t xml:space="preserve">Pass 1 — 2026-09-08. Built from the company's own filings (3 years of annual reports, ~4 quarters of results/concalls, and 6 months of BSE/NSE announcements), read via the web — a deeper layer than the forum-sentiment read below.</w:t>
+      </w:r>
+    </w:p>
+    <w:p>
+      <w:pPr>
+        <w:spacing w:after="120"/>
       </w:pPr>
       <w:r>
         <w:rPr>
@@ -343,8 +315,451 @@
           <w:sz w:val="20"/>
           <w:szCs w:val="20"/>
         </w:rPr>
-        <w:t xml:space="preserve">2026-08 — ranvir</w:t>
-      </w:r>
+        <w:t xml:space="preserve">Sources reviewed this pass:</w:t>
+      </w:r>
+    </w:p>
+    <w:p>
+      <w:pPr>
+        <w:pStyle w:val="ListParagraph"/>
+        <w:numPr>
+          <w:ilvl w:val="0"/>
+          <w:numId w:val="1"/>
+        </w:numPr>
+        <w:spacing w:after="60"/>
+      </w:pPr>
+      <w:r>
+        <w:t xml:space="preserve">Time Technoplast Q1 FY27 results / concall (6-Aug-2026) - Yahoo Finance, ScanX, Business Upturn (revenue Rs 1,694 Cr +25%, EBITDA Rs 225 Cr +15%, PAT Rs 116 Cr +22%, volume +11%, composite +29.3%)</w:t>
+      </w:r>
+    </w:p>
+    <w:p>
+      <w:pPr>
+        <w:pStyle w:val="ListParagraph"/>
+        <w:numPr>
+          <w:ilvl w:val="0"/>
+          <w:numId w:val="1"/>
+        </w:numPr>
+        <w:spacing w:after="60"/>
+      </w:pPr>
+      <w:r>
+        <w:t xml:space="preserve">Q1 FY27 concall highlights (GuruFocus/Yahoo) - FY27 guidance &gt;15% volume, composite 25-30%, PE pipes 22-25%</w:t>
+      </w:r>
+    </w:p>
+    <w:p>
+      <w:pPr>
+        <w:pStyle w:val="ListParagraph"/>
+        <w:numPr>
+          <w:ilvl w:val="0"/>
+          <w:numId w:val="1"/>
+        </w:numPr>
+        <w:spacing w:after="60"/>
+      </w:pPr>
+      <w:r>
+        <w:t xml:space="preserve">FY26 metrics (Equity Insights / concall recaps) - capex Rs 370 Cr (Rs 172 Cr VAP), ROCE 18.9% (20% target, 23%+ FY28), net debt cut Rs 409 Cr, net-debt-free in 12-18 months, Type-IV order book Rs 165 Cr, VAP mix 27% -&gt; 35%</w:t>
+      </w:r>
+    </w:p>
+    <w:p>
+      <w:pPr>
+        <w:pStyle w:val="ListParagraph"/>
+        <w:numPr>
+          <w:ilvl w:val="0"/>
+          <w:numId w:val="1"/>
+        </w:numPr>
+        <w:spacing w:after="60"/>
+      </w:pPr>
+      <w:r>
+        <w:t xml:space="preserve">Screener.in / ValueResearch / stockanalysis (price ~Rs 190, P/E ~18.8x, mcap ~Rs 9,233 Cr)</w:t>
+      </w:r>
+    </w:p>
+    <w:p>
+      <w:pPr>
+        <w:pStyle w:val="ListParagraph"/>
+        <w:numPr>
+          <w:ilvl w:val="0"/>
+          <w:numId w:val="1"/>
+        </w:numPr>
+        <w:spacing w:after="60"/>
+      </w:pPr>
+      <w:r>
+        <w:t xml:space="preserve">Motilal Oswal initiating coverage note (Jun 2025) - context on VAP margins and ROCE path</w:t>
+      </w:r>
+    </w:p>
+    <w:p>
+      <w:pPr>
+        <w:spacing w:after="120"/>
+      </w:pPr>
+      <w:r>
+        <w:rPr>
+          <w:b/>
+          <w:bCs/>
+          <w:sz w:val="20"/>
+          <w:szCs w:val="20"/>
+        </w:rPr>
+        <w:t xml:space="preserve">Annual-report findings (3-year view):</w:t>
+      </w:r>
+    </w:p>
+    <w:p>
+      <w:pPr>
+        <w:pStyle w:val="ListParagraph"/>
+        <w:numPr>
+          <w:ilvl w:val="0"/>
+          <w:numId w:val="1"/>
+        </w:numPr>
+        <w:spacing w:after="60"/>
+      </w:pPr>
+      <w:r>
+        <w:t xml:space="preserve">FY26 capex Rs 370 Cr split Rs 198 Cr maintenance / Rs 172 Cr into value-added product lines - reinvestment skewed to higher-ROCE VAP</w:t>
+      </w:r>
+    </w:p>
+    <w:p>
+      <w:pPr>
+        <w:pStyle w:val="ListParagraph"/>
+        <w:numPr>
+          <w:ilvl w:val="0"/>
+          <w:numId w:val="1"/>
+        </w:numPr>
+        <w:spacing w:after="60"/>
+      </w:pPr>
+      <w:r>
+        <w:t xml:space="preserve">Net debt reduced Rs 409 Cr in FY26 (D/E ~0.25); management targets net-debt-free within 12-18 months</w:t>
+      </w:r>
+    </w:p>
+    <w:p>
+      <w:pPr>
+        <w:pStyle w:val="ListParagraph"/>
+        <w:numPr>
+          <w:ilvl w:val="0"/>
+          <w:numId w:val="1"/>
+        </w:numPr>
+        <w:spacing w:after="60"/>
+      </w:pPr>
+      <w:r>
+        <w:t xml:space="preserve">FY26 ROCE 18.9%, with a 20% near-term target and 23%+ guided by FY28 as VAP mix rises 27% -&gt; ~35%</w:t>
+      </w:r>
+    </w:p>
+    <w:p>
+      <w:pPr>
+        <w:pStyle w:val="ListParagraph"/>
+        <w:numPr>
+          <w:ilvl w:val="0"/>
+          <w:numId w:val="1"/>
+        </w:numPr>
+        <w:spacing w:after="60"/>
+      </w:pPr>
+      <w:r>
+        <w:t xml:space="preserve">Type-IV composite / hydrogen cylinder order book ~Rs 165 Cr; expansion gated by PESO approvals and international disturbances</w:t>
+      </w:r>
+    </w:p>
+    <w:p>
+      <w:pPr>
+        <w:pStyle w:val="ListParagraph"/>
+        <w:numPr>
+          <w:ilvl w:val="0"/>
+          <w:numId w:val="1"/>
+        </w:numPr>
+        <w:spacing w:after="60"/>
+      </w:pPr>
+      <w:r>
+        <w:t xml:space="preserve">World's largest large-plastic-drum maker, #3 in IBCs; first Indian company with final PESO approval for hydrogen (Type-IV) composite cylinders</w:t>
+      </w:r>
+    </w:p>
+    <w:p>
+      <w:pPr>
+        <w:spacing w:after="120"/>
+      </w:pPr>
+      <w:r>
+        <w:rPr>
+          <w:b/>
+          <w:bCs/>
+          <w:sz w:val="20"/>
+          <w:szCs w:val="20"/>
+        </w:rPr>
+        <w:t xml:space="preserve">Quarterly trend (last ~4 quarters + concall commentary):</w:t>
+      </w:r>
+    </w:p>
+    <w:p>
+      <w:pPr>
+        <w:pStyle w:val="ListParagraph"/>
+        <w:numPr>
+          <w:ilvl w:val="0"/>
+          <w:numId w:val="1"/>
+        </w:numPr>
+        <w:spacing w:after="60"/>
+      </w:pPr>
+      <w:r>
+        <w:t xml:space="preserve">Q3 FY26: PAT ~+25% YoY</w:t>
+      </w:r>
+    </w:p>
+    <w:p>
+      <w:pPr>
+        <w:pStyle w:val="ListParagraph"/>
+        <w:numPr>
+          <w:ilvl w:val="0"/>
+          <w:numId w:val="1"/>
+        </w:numPr>
+        <w:spacing w:after="60"/>
+      </w:pPr>
+      <w:r>
+        <w:t xml:space="preserve">Q4 FY26: PAT ~+20% YoY</w:t>
+      </w:r>
+    </w:p>
+    <w:p>
+      <w:pPr>
+        <w:pStyle w:val="ListParagraph"/>
+        <w:numPr>
+          <w:ilvl w:val="0"/>
+          <w:numId w:val="1"/>
+        </w:numPr>
+        <w:spacing w:after="60"/>
+      </w:pPr>
+      <w:r>
+        <w:t xml:space="preserve">Q1 FY27: revenue Rs 1,694 Cr (+25% YoY; India +30%, overseas +17%), EBITDA Rs 225 Cr (+15%), PAT Rs 116 Cr (+22% YoY); volume +11% (India +10%, overseas +14%); composite segment revenue +29.3%</w:t>
+      </w:r>
+    </w:p>
+    <w:p>
+      <w:pPr>
+        <w:pStyle w:val="ListParagraph"/>
+        <w:numPr>
+          <w:ilvl w:val="0"/>
+          <w:numId w:val="1"/>
+        </w:numPr>
+        <w:spacing w:after="60"/>
+      </w:pPr>
+      <w:r>
+        <w:t xml:space="preserve">Consistent ~20-25% PAT growth for ~5 quarters; the one soft spot is Q1 FY27 EBITDA growth (+15%) lagging revenue (+25%) on polymer/crude cost</w:t>
+      </w:r>
+    </w:p>
+    <w:p>
+      <w:pPr>
+        <w:spacing w:after="120"/>
+      </w:pPr>
+      <w:r>
+        <w:rPr>
+          <w:b/>
+          <w:bCs/>
+          <w:sz w:val="20"/>
+          <w:szCs w:val="20"/>
+        </w:rPr>
+        <w:t xml:space="preserve">Exchange announcements (last 6 months):</w:t>
+      </w:r>
+    </w:p>
+    <w:p>
+      <w:pPr>
+        <w:pStyle w:val="ListParagraph"/>
+        <w:numPr>
+          <w:ilvl w:val="0"/>
+          <w:numId w:val="1"/>
+        </w:numPr>
+        <w:spacing w:after="60"/>
+      </w:pPr>
+      <w:r>
+        <w:t xml:space="preserve">Q1 FY27 earnings presentation and concall (6-Aug-2026) released</w:t>
+      </w:r>
+    </w:p>
+    <w:p>
+      <w:pPr>
+        <w:pStyle w:val="ListParagraph"/>
+        <w:numPr>
+          <w:ilvl w:val="0"/>
+          <w:numId w:val="1"/>
+        </w:numPr>
+        <w:spacing w:after="60"/>
+      </w:pPr>
+      <w:r>
+        <w:t xml:space="preserve">FY26 Rs 409 Cr debt reduction confirmed</w:t>
+      </w:r>
+    </w:p>
+    <w:p>
+      <w:pPr>
+        <w:pStyle w:val="ListParagraph"/>
+        <w:numPr>
+          <w:ilvl w:val="0"/>
+          <w:numId w:val="1"/>
+        </w:numPr>
+        <w:spacing w:after="60"/>
+      </w:pPr>
+      <w:r>
+        <w:t xml:space="preserve">Promoter small (0.02%) open-market purchase (Nov 2025) alongside the QIP</w:t>
+      </w:r>
+    </w:p>
+    <w:p>
+      <w:pPr>
+        <w:pStyle w:val="ListParagraph"/>
+        <w:numPr>
+          <w:ilvl w:val="0"/>
+          <w:numId w:val="1"/>
+        </w:numPr>
+        <w:spacing w:after="60"/>
+      </w:pPr>
+      <w:r>
+        <w:t xml:space="preserve">Nothing else materially adverse; no rating action or governance flag surfaced</w:t>
+      </w:r>
+    </w:p>
+    <w:p>
+      <w:pPr>
+        <w:spacing w:after="120"/>
+      </w:pPr>
+      <w:r>
+        <w:rPr>
+          <w:b/>
+          <w:bCs/>
+          <w:sz w:val="20"/>
+          <w:szCs w:val="20"/>
+        </w:rPr>
+        <w:t xml:space="preserve">Key new facts vs. the prior write-up:</w:t>
+      </w:r>
+    </w:p>
+    <w:p>
+      <w:pPr>
+        <w:pStyle w:val="ListParagraph"/>
+        <w:numPr>
+          <w:ilvl w:val="0"/>
+          <w:numId w:val="1"/>
+        </w:numPr>
+        <w:spacing w:after="60"/>
+      </w:pPr>
+      <w:r>
+        <w:t xml:space="preserve">The inflection is now ~5 quarters deep and guidance-backed (&gt;15% volume, composite 25-30% for FY27; Q1 delivered 29.3%)</w:t>
+      </w:r>
+    </w:p>
+    <w:p>
+      <w:pPr>
+        <w:pStyle w:val="ListParagraph"/>
+        <w:numPr>
+          <w:ilvl w:val="0"/>
+          <w:numId w:val="1"/>
+        </w:numPr>
+        <w:spacing w:after="60"/>
+      </w:pPr>
+      <w:r>
+        <w:t xml:space="preserve">FY26 debt cut Rs 409 Cr with net-debt-free targeted in 12-18 months - interest drag on PAT falling away</w:t>
+      </w:r>
+    </w:p>
+    <w:p>
+      <w:pPr>
+        <w:pStyle w:val="ListParagraph"/>
+        <w:numPr>
+          <w:ilvl w:val="0"/>
+          <w:numId w:val="1"/>
+        </w:numPr>
+        <w:spacing w:after="60"/>
+      </w:pPr>
+      <w:r>
+        <w:t xml:space="preserve">ROCE path 18.9% (FY26) -&gt; 20% -&gt; 23%+ (FY28 guide) as VAP mix climbs 27% -&gt; 35%</w:t>
+      </w:r>
+    </w:p>
+    <w:p>
+      <w:pPr>
+        <w:pStyle w:val="ListParagraph"/>
+        <w:numPr>
+          <w:ilvl w:val="0"/>
+          <w:numId w:val="1"/>
+        </w:numPr>
+        <w:spacing w:after="60"/>
+      </w:pPr>
+      <w:r>
+        <w:t xml:space="preserve">Valuation ~18.8x trailing P/E - undemanding versus the delivered growth and ROCE trajectory</w:t>
+      </w:r>
+    </w:p>
+    <w:p>
+      <w:pPr>
+        <w:spacing w:after="120"/>
+      </w:pPr>
+      <w:r>
+        <w:rPr>
+          <w:b/>
+          <w:bCs/>
+          <w:sz w:val="20"/>
+          <w:szCs w:val="20"/>
+        </w:rPr>
+        <w:t xml:space="preserve">Open questions / what to watch:</w:t>
+      </w:r>
+    </w:p>
+    <w:p>
+      <w:pPr>
+        <w:pStyle w:val="ListParagraph"/>
+        <w:numPr>
+          <w:ilvl w:val="0"/>
+          <w:numId w:val="1"/>
+        </w:numPr>
+        <w:spacing w:after="60"/>
+      </w:pPr>
+      <w:r>
+        <w:t xml:space="preserve">Does blended EBITDA margin expand from here as VAP mix rises, or does polymer/crude cost keep incremental margin compressed?</w:t>
+      </w:r>
+    </w:p>
+    <w:p>
+      <w:pPr>
+        <w:pStyle w:val="ListParagraph"/>
+        <w:numPr>
+          <w:ilvl w:val="0"/>
+          <w:numId w:val="1"/>
+        </w:numPr>
+        <w:spacing w:after="60"/>
+      </w:pPr>
+      <w:r>
+        <w:t xml:space="preserve">When (if ever) does the 14.2kg LPG composite cylinder actually convert to revenue - guided ~4 years without full delivery</w:t>
+      </w:r>
+    </w:p>
+    <w:p>
+      <w:pPr>
+        <w:pStyle w:val="ListParagraph"/>
+        <w:numPr>
+          <w:ilvl w:val="0"/>
+          <w:numId w:val="1"/>
+        </w:numPr>
+        <w:spacing w:after="60"/>
+      </w:pPr>
+      <w:r>
+        <w:t xml:space="preserve">How fast do PESO approvals unlock hydrogen / Type-IV capacity beyond the current Rs 165 Cr order book?</w:t>
+      </w:r>
+    </w:p>
+    <w:p>
+      <w:pPr>
+        <w:pStyle w:val="ListParagraph"/>
+        <w:numPr>
+          <w:ilvl w:val="0"/>
+          <w:numId w:val="1"/>
+        </w:numPr>
+        <w:spacing w:after="60"/>
+      </w:pPr>
+      <w:r>
+        <w:t xml:space="preserve">Trailing FCF conversion approximated at ~45% this pass - confirm against the FY26 cash-flow statement</w:t>
+      </w:r>
+    </w:p>
+    <w:p>
+      <w:pPr>
+        <w:spacing w:after="120" w:before="120"/>
+      </w:pPr>
+      <w:r>
+        <w:rPr>
+          <w:b/>
+          <w:bCs/>
+          <w:sz w:val="20"/>
+          <w:szCs w:val="20"/>
+        </w:rPr>
+        <w:t xml:space="preserve">Conviction impact: </w:t>
+      </w:r>
+      <w:r>
+        <w:rPr>
+          <w:sz w:val="20"/>
+          <w:szCs w:val="20"/>
+        </w:rPr>
+        <w:t xml:space="preserve">Medium -&gt; Medium-High. The inflection is now ~5 quarters deep (Q3 FY26 +25%, Q4 FY26 +20%, Q1 FY27 +22% PAT YoY), FY26 debt was cut Rs 409 Cr with net-debt-free targeted in 12-18 months, ROCE is guided 18.9% -&gt; 23% by FY28, and VAP mix is rising 27% -&gt; 35% - all at a non-demanding ~18.8x P/E.</w:t>
+      </w:r>
+    </w:p>
+    <w:p>
+      <w:pPr>
+        <w:pStyle w:val="Heading1"/>
+        <w:spacing w:after="120" w:before="280"/>
+      </w:pPr>
+      <w:r>
+        <w:t xml:space="preserve">Guidance &amp; Expectation Gap</w:t>
+      </w:r>
+    </w:p>
+    <w:p>
+      <w:pPr>
+        <w:spacing w:after="120"/>
+      </w:pPr>
       <w:r>
         <w:rPr>
           <w:i/>
@@ -353,15 +768,1273 @@
           <w:sz w:val="18"/>
           <w:szCs w:val="18"/>
         </w:rPr>
-        <w:t xml:space="preserve"> (Ranvir's Portfolio)</w:t>
-      </w:r>
-      <w:r>
-        <w:rPr>
-          <w:sz w:val="20"/>
-          <w:szCs w:val="20"/>
-        </w:rPr>
-        <w:br/>
-        <w:t xml:space="preserve">: "Have increased portfolio weights behind bets where I think that growth rates can be faster + valuations r not expensive" — listed alongside MAN Industries and Entero Healthcare (post #1874). A moderate-conviction addition-to-weight call, not an explicit top-holding statement. Source of this stock's trusted-thread queueing.</w:t>
+        <w:t xml:space="preserve">Management guidance decoded into commitments, graded on the expectation → action → operational → commercial → financial ladder, then compared to what the current price appears to assume. Method: playbook/guidance-and-expectation-gap.md.</w:t>
+      </w:r>
+    </w:p>
+    <w:p>
+      <w:pPr>
+        <w:spacing w:after="120"/>
+      </w:pPr>
+      <w:r>
+        <w:rPr>
+          <w:b/>
+          <w:bCs/>
+          <w:sz w:val="20"/>
+          <w:szCs w:val="20"/>
+        </w:rPr>
+        <w:t xml:space="preserve">Commitment ladder (most-proven first):</w:t>
+      </w:r>
+    </w:p>
+    <w:tbl>
+      <w:tblPr>
+        <w:tblW w:type="dxa" w:w="9000"/>
+        <w:tblBorders>
+          <w:top w:val="single" w:color="auto" w:sz="4"/>
+          <w:left w:val="single" w:color="auto" w:sz="4"/>
+          <w:bottom w:val="single" w:color="auto" w:sz="4"/>
+          <w:right w:val="single" w:color="auto" w:sz="4"/>
+          <w:insideH w:val="single" w:color="auto" w:sz="4"/>
+          <w:insideV w:val="single" w:color="auto" w:sz="4"/>
+        </w:tblBorders>
+      </w:tblPr>
+      <w:tblGrid>
+        <w:gridCol w:w="1100"/>
+        <w:gridCol w:w="2600"/>
+        <w:gridCol w:w="2400"/>
+        <w:gridCol w:w="900"/>
+        <w:gridCol w:w="1200"/>
+        <w:gridCol w:w="800"/>
+      </w:tblGrid>
+      <w:tr>
+        <w:trPr>
+          <w:tblHeader/>
+        </w:trPr>
+        <w:tc>
+          <w:tcPr>
+            <w:tcW w:type="dxa" w:w="1100"/>
+            <w:shd w:fill="F2F2F2" w:val="clear"/>
+          </w:tcPr>
+          <w:p>
+            <w:r>
+              <w:rPr>
+                <w:b/>
+                <w:bCs/>
+                <w:sz w:val="18"/>
+                <w:szCs w:val="18"/>
+              </w:rPr>
+              <w:t xml:space="preserve">Area</w:t>
+            </w:r>
+          </w:p>
+        </w:tc>
+        <w:tc>
+          <w:tcPr>
+            <w:tcW w:type="dxa" w:w="2600"/>
+            <w:shd w:fill="F2F2F2" w:val="clear"/>
+          </w:tcPr>
+          <w:p>
+            <w:r>
+              <w:rPr>
+                <w:b/>
+                <w:bCs/>
+                <w:sz w:val="18"/>
+                <w:szCs w:val="18"/>
+              </w:rPr>
+              <w:t xml:space="preserve">Commitment</w:t>
+            </w:r>
+          </w:p>
+        </w:tc>
+        <w:tc>
+          <w:tcPr>
+            <w:tcW w:type="dxa" w:w="2400"/>
+            <w:shd w:fill="F2F2F2" w:val="clear"/>
+          </w:tcPr>
+          <w:p>
+            <w:r>
+              <w:rPr>
+                <w:b/>
+                <w:bCs/>
+                <w:sz w:val="18"/>
+                <w:szCs w:val="18"/>
+              </w:rPr>
+              <w:t xml:space="preserve">Specifics</w:t>
+            </w:r>
+          </w:p>
+        </w:tc>
+        <w:tc>
+          <w:tcPr>
+            <w:tcW w:type="dxa" w:w="900"/>
+            <w:shd w:fill="F2F2F2" w:val="clear"/>
+          </w:tcPr>
+          <w:p>
+            <w:r>
+              <w:rPr>
+                <w:b/>
+                <w:bCs/>
+                <w:sz w:val="18"/>
+                <w:szCs w:val="18"/>
+              </w:rPr>
+              <w:t xml:space="preserve">By when</w:t>
+            </w:r>
+          </w:p>
+        </w:tc>
+        <w:tc>
+          <w:tcPr>
+            <w:tcW w:type="dxa" w:w="1200"/>
+            <w:shd w:fill="F2F2F2" w:val="clear"/>
+          </w:tcPr>
+          <w:p>
+            <w:r>
+              <w:rPr>
+                <w:b/>
+                <w:bCs/>
+                <w:sz w:val="18"/>
+                <w:szCs w:val="18"/>
+              </w:rPr>
+              <w:t xml:space="preserve">Stage</w:t>
+            </w:r>
+          </w:p>
+        </w:tc>
+        <w:tc>
+          <w:tcPr>
+            <w:tcW w:type="dxa" w:w="800"/>
+            <w:shd w:fill="F2F2F2" w:val="clear"/>
+          </w:tcPr>
+          <w:p>
+            <w:r>
+              <w:rPr>
+                <w:b/>
+                <w:bCs/>
+                <w:sz w:val="18"/>
+                <w:szCs w:val="18"/>
+              </w:rPr>
+              <w:t xml:space="preserve">Thesis-critical</w:t>
+            </w:r>
+          </w:p>
+        </w:tc>
+      </w:tr>
+      <w:tr>
+        <w:tc>
+          <w:tcPr>
+            <w:tcW w:type="dxa" w:w="1100"/>
+          </w:tcPr>
+          <w:p>
+            <w:r>
+              <w:rPr>
+                <w:b w:val="false"/>
+                <w:bCs w:val="false"/>
+                <w:sz w:val="18"/>
+                <w:szCs w:val="18"/>
+              </w:rPr>
+              <w:t xml:space="preserve">growth</w:t>
+            </w:r>
+          </w:p>
+        </w:tc>
+        <w:tc>
+          <w:tcPr>
+            <w:tcW w:type="dxa" w:w="2600"/>
+          </w:tcPr>
+          <w:p>
+            <w:r>
+              <w:rPr>
+                <w:b w:val="false"/>
+                <w:bCs w:val="false"/>
+                <w:sz w:val="18"/>
+                <w:szCs w:val="18"/>
+              </w:rPr>
+              <w:t xml:space="preserve">Composite (VAP) revenue growth 25-30%, mix to ~35%</w:t>
+            </w:r>
+          </w:p>
+        </w:tc>
+        <w:tc>
+          <w:tcPr>
+            <w:tcW w:type="dxa" w:w="2400"/>
+          </w:tcPr>
+          <w:p>
+            <w:r>
+              <w:rPr>
+                <w:b w:val="false"/>
+                <w:bCs w:val="false"/>
+                <w:sz w:val="18"/>
+                <w:szCs w:val="18"/>
+              </w:rPr>
+              <w:t xml:space="preserve">from ~27% of revenue in FY25; Q1 FY27 composite +29.3%</w:t>
+            </w:r>
+          </w:p>
+        </w:tc>
+        <w:tc>
+          <w:tcPr>
+            <w:tcW w:type="dxa" w:w="900"/>
+          </w:tcPr>
+          <w:p>
+            <w:r>
+              <w:rPr>
+                <w:b w:val="false"/>
+                <w:bCs w:val="false"/>
+                <w:sz w:val="18"/>
+                <w:szCs w:val="18"/>
+              </w:rPr>
+              <w:t xml:space="preserve">FY27</w:t>
+            </w:r>
+          </w:p>
+        </w:tc>
+        <w:tc>
+          <w:tcPr>
+            <w:tcW w:type="dxa" w:w="1200"/>
+          </w:tcPr>
+          <w:p>
+            <w:r>
+              <w:rPr>
+                <w:b w:val="false"/>
+                <w:bCs w:val="false"/>
+                <w:sz w:val="18"/>
+                <w:szCs w:val="18"/>
+              </w:rPr>
+              <w:t xml:space="preserve">commercial</w:t>
+            </w:r>
+          </w:p>
+        </w:tc>
+        <w:tc>
+          <w:tcPr>
+            <w:tcW w:type="dxa" w:w="800"/>
+          </w:tcPr>
+          <w:p>
+            <w:r>
+              <w:rPr>
+                <w:b w:val="false"/>
+                <w:bCs w:val="false"/>
+                <w:sz w:val="18"/>
+                <w:szCs w:val="18"/>
+              </w:rPr>
+              <w:t xml:space="preserve">yes</w:t>
+            </w:r>
+          </w:p>
+        </w:tc>
+      </w:tr>
+      <w:tr>
+        <w:tc>
+          <w:tcPr>
+            <w:tcW w:type="dxa" w:w="1100"/>
+          </w:tcPr>
+          <w:p>
+            <w:r>
+              <w:rPr>
+                <w:b w:val="false"/>
+                <w:bCs w:val="false"/>
+                <w:sz w:val="18"/>
+                <w:szCs w:val="18"/>
+              </w:rPr>
+              <w:t xml:space="preserve">growth</w:t>
+            </w:r>
+          </w:p>
+        </w:tc>
+        <w:tc>
+          <w:tcPr>
+            <w:tcW w:type="dxa" w:w="2600"/>
+          </w:tcPr>
+          <w:p>
+            <w:r>
+              <w:rPr>
+                <w:b w:val="false"/>
+                <w:bCs w:val="false"/>
+                <w:sz w:val="18"/>
+                <w:szCs w:val="18"/>
+              </w:rPr>
+              <w:t xml:space="preserve">FY27 volume growth over 15%</w:t>
+            </w:r>
+          </w:p>
+        </w:tc>
+        <w:tc>
+          <w:tcPr>
+            <w:tcW w:type="dxa" w:w="2400"/>
+          </w:tcPr>
+          <w:p>
+            <w:r>
+              <w:rPr>
+                <w:b w:val="false"/>
+                <w:bCs w:val="false"/>
+                <w:sz w:val="18"/>
+                <w:szCs w:val="18"/>
+              </w:rPr>
+              <w:t xml:space="preserve">packaging 11-13%, composite 25-30%, PE pipes 22-25%, other 10-12%</w:t>
+            </w:r>
+          </w:p>
+        </w:tc>
+        <w:tc>
+          <w:tcPr>
+            <w:tcW w:type="dxa" w:w="900"/>
+          </w:tcPr>
+          <w:p>
+            <w:r>
+              <w:rPr>
+                <w:b w:val="false"/>
+                <w:bCs w:val="false"/>
+                <w:sz w:val="18"/>
+                <w:szCs w:val="18"/>
+              </w:rPr>
+              <w:t xml:space="preserve">FY27</w:t>
+            </w:r>
+          </w:p>
+        </w:tc>
+        <w:tc>
+          <w:tcPr>
+            <w:tcW w:type="dxa" w:w="1200"/>
+          </w:tcPr>
+          <w:p>
+            <w:r>
+              <w:rPr>
+                <w:b w:val="false"/>
+                <w:bCs w:val="false"/>
+                <w:sz w:val="18"/>
+                <w:szCs w:val="18"/>
+              </w:rPr>
+              <w:t xml:space="preserve">operational</w:t>
+            </w:r>
+          </w:p>
+        </w:tc>
+        <w:tc>
+          <w:tcPr>
+            <w:tcW w:type="dxa" w:w="800"/>
+          </w:tcPr>
+          <w:p>
+            <w:r>
+              <w:rPr>
+                <w:b w:val="false"/>
+                <w:bCs w:val="false"/>
+                <w:sz w:val="18"/>
+                <w:szCs w:val="18"/>
+              </w:rPr>
+              <w:t xml:space="preserve">yes</w:t>
+            </w:r>
+          </w:p>
+        </w:tc>
+      </w:tr>
+      <w:tr>
+        <w:tc>
+          <w:tcPr>
+            <w:tcW w:type="dxa" w:w="1100"/>
+          </w:tcPr>
+          <w:p>
+            <w:r>
+              <w:rPr>
+                <w:b w:val="false"/>
+                <w:bCs w:val="false"/>
+                <w:sz w:val="18"/>
+                <w:szCs w:val="18"/>
+              </w:rPr>
+              <w:t xml:space="preserve">balance_sheet</w:t>
+            </w:r>
+          </w:p>
+        </w:tc>
+        <w:tc>
+          <w:tcPr>
+            <w:tcW w:type="dxa" w:w="2600"/>
+          </w:tcPr>
+          <w:p>
+            <w:r>
+              <w:rPr>
+                <w:b w:val="false"/>
+                <w:bCs w:val="false"/>
+                <w:sz w:val="18"/>
+                <w:szCs w:val="18"/>
+              </w:rPr>
+              <w:t xml:space="preserve">Net-debt-free within 12-18 months</w:t>
+            </w:r>
+          </w:p>
+        </w:tc>
+        <w:tc>
+          <w:tcPr>
+            <w:tcW w:type="dxa" w:w="2400"/>
+          </w:tcPr>
+          <w:p>
+            <w:r>
+              <w:rPr>
+                <w:b w:val="false"/>
+                <w:bCs w:val="false"/>
+                <w:sz w:val="18"/>
+                <w:szCs w:val="18"/>
+              </w:rPr>
+              <w:t xml:space="preserve">Rs 409 Cr net debt already repaid in FY26; D/E ~0.25</w:t>
+            </w:r>
+          </w:p>
+        </w:tc>
+        <w:tc>
+          <w:tcPr>
+            <w:tcW w:type="dxa" w:w="900"/>
+          </w:tcPr>
+          <w:p>
+            <w:r>
+              <w:rPr>
+                <w:b w:val="false"/>
+                <w:bCs w:val="false"/>
+                <w:sz w:val="18"/>
+                <w:szCs w:val="18"/>
+              </w:rPr>
+              <w:t xml:space="preserve">FY28</w:t>
+            </w:r>
+          </w:p>
+        </w:tc>
+        <w:tc>
+          <w:tcPr>
+            <w:tcW w:type="dxa" w:w="1200"/>
+          </w:tcPr>
+          <w:p>
+            <w:r>
+              <w:rPr>
+                <w:b w:val="false"/>
+                <w:bCs w:val="false"/>
+                <w:sz w:val="18"/>
+                <w:szCs w:val="18"/>
+              </w:rPr>
+              <w:t xml:space="preserve">action</w:t>
+            </w:r>
+          </w:p>
+        </w:tc>
+        <w:tc>
+          <w:tcPr>
+            <w:tcW w:type="dxa" w:w="800"/>
+          </w:tcPr>
+          <w:p>
+            <w:r>
+              <w:rPr>
+                <w:b w:val="false"/>
+                <w:bCs w:val="false"/>
+                <w:sz w:val="18"/>
+                <w:szCs w:val="18"/>
+              </w:rPr>
+              <w:t xml:space="preserve">yes</w:t>
+            </w:r>
+          </w:p>
+        </w:tc>
+      </w:tr>
+      <w:tr>
+        <w:tc>
+          <w:tcPr>
+            <w:tcW w:type="dxa" w:w="1100"/>
+          </w:tcPr>
+          <w:p>
+            <w:r>
+              <w:rPr>
+                <w:b w:val="false"/>
+                <w:bCs w:val="false"/>
+                <w:sz w:val="18"/>
+                <w:szCs w:val="18"/>
+              </w:rPr>
+              <w:t xml:space="preserve">margin</w:t>
+            </w:r>
+          </w:p>
+        </w:tc>
+        <w:tc>
+          <w:tcPr>
+            <w:tcW w:type="dxa" w:w="2600"/>
+          </w:tcPr>
+          <w:p>
+            <w:r>
+              <w:rPr>
+                <w:b w:val="false"/>
+                <w:bCs w:val="false"/>
+                <w:sz w:val="18"/>
+                <w:szCs w:val="18"/>
+              </w:rPr>
+              <w:t xml:space="preserve">ROCE to 20% near-term, 23%+ by FY28</w:t>
+            </w:r>
+          </w:p>
+        </w:tc>
+        <w:tc>
+          <w:tcPr>
+            <w:tcW w:type="dxa" w:w="2400"/>
+          </w:tcPr>
+          <w:p>
+            <w:r>
+              <w:rPr>
+                <w:b w:val="false"/>
+                <w:bCs w:val="false"/>
+                <w:sz w:val="18"/>
+                <w:szCs w:val="18"/>
+              </w:rPr>
+              <w:t xml:space="preserve">from 18.9% in FY26</w:t>
+            </w:r>
+          </w:p>
+        </w:tc>
+        <w:tc>
+          <w:tcPr>
+            <w:tcW w:type="dxa" w:w="900"/>
+          </w:tcPr>
+          <w:p>
+            <w:r>
+              <w:rPr>
+                <w:b w:val="false"/>
+                <w:bCs w:val="false"/>
+                <w:sz w:val="18"/>
+                <w:szCs w:val="18"/>
+              </w:rPr>
+              <w:t xml:space="preserve">FY28</w:t>
+            </w:r>
+          </w:p>
+        </w:tc>
+        <w:tc>
+          <w:tcPr>
+            <w:tcW w:type="dxa" w:w="1200"/>
+          </w:tcPr>
+          <w:p>
+            <w:r>
+              <w:rPr>
+                <w:b w:val="false"/>
+                <w:bCs w:val="false"/>
+                <w:sz w:val="18"/>
+                <w:szCs w:val="18"/>
+              </w:rPr>
+              <w:t xml:space="preserve">expectation</w:t>
+            </w:r>
+          </w:p>
+        </w:tc>
+        <w:tc>
+          <w:tcPr>
+            <w:tcW w:type="dxa" w:w="800"/>
+          </w:tcPr>
+          <w:p>
+            <w:r>
+              <w:rPr>
+                <w:b w:val="false"/>
+                <w:bCs w:val="false"/>
+                <w:sz w:val="18"/>
+                <w:szCs w:val="18"/>
+              </w:rPr>
+              <w:t xml:space="preserve">yes</w:t>
+            </w:r>
+          </w:p>
+        </w:tc>
+      </w:tr>
+      <w:tr>
+        <w:tc>
+          <w:tcPr>
+            <w:tcW w:type="dxa" w:w="1100"/>
+          </w:tcPr>
+          <w:p>
+            <w:r>
+              <w:rPr>
+                <w:b w:val="false"/>
+                <w:bCs w:val="false"/>
+                <w:sz w:val="18"/>
+                <w:szCs w:val="18"/>
+              </w:rPr>
+              <w:t xml:space="preserve">orders</w:t>
+            </w:r>
+          </w:p>
+        </w:tc>
+        <w:tc>
+          <w:tcPr>
+            <w:tcW w:type="dxa" w:w="2600"/>
+          </w:tcPr>
+          <w:p>
+            <w:r>
+              <w:rPr>
+                <w:b w:val="false"/>
+                <w:bCs w:val="false"/>
+                <w:sz w:val="18"/>
+                <w:szCs w:val="18"/>
+              </w:rPr>
+              <w:t xml:space="preserve">Type-IV composite / hydrogen cylinder ramp</w:t>
+            </w:r>
+          </w:p>
+        </w:tc>
+        <w:tc>
+          <w:tcPr>
+            <w:tcW w:type="dxa" w:w="2400"/>
+          </w:tcPr>
+          <w:p>
+            <w:r>
+              <w:rPr>
+                <w:b w:val="false"/>
+                <w:bCs w:val="false"/>
+                <w:sz w:val="18"/>
+                <w:szCs w:val="18"/>
+              </w:rPr>
+              <w:t xml:space="preserve">order book ~Rs 165 Cr</w:t>
+            </w:r>
+          </w:p>
+        </w:tc>
+        <w:tc>
+          <w:tcPr>
+            <w:tcW w:type="dxa" w:w="900"/>
+          </w:tcPr>
+          <w:p>
+            <w:r>
+              <w:rPr>
+                <w:b w:val="false"/>
+                <w:bCs w:val="false"/>
+                <w:sz w:val="18"/>
+                <w:szCs w:val="18"/>
+              </w:rPr>
+              <w:t xml:space="preserve">FY27</w:t>
+            </w:r>
+          </w:p>
+        </w:tc>
+        <w:tc>
+          <w:tcPr>
+            <w:tcW w:type="dxa" w:w="1200"/>
+          </w:tcPr>
+          <w:p>
+            <w:r>
+              <w:rPr>
+                <w:b w:val="false"/>
+                <w:bCs w:val="false"/>
+                <w:sz w:val="18"/>
+                <w:szCs w:val="18"/>
+              </w:rPr>
+              <w:t xml:space="preserve">commercial</w:t>
+            </w:r>
+          </w:p>
+        </w:tc>
+        <w:tc>
+          <w:tcPr>
+            <w:tcW w:type="dxa" w:w="800"/>
+          </w:tcPr>
+          <w:p>
+            <w:r>
+              <w:rPr>
+                <w:b w:val="false"/>
+                <w:bCs w:val="false"/>
+                <w:sz w:val="18"/>
+                <w:szCs w:val="18"/>
+              </w:rPr>
+              <w:t xml:space="preserve"/>
+            </w:r>
+          </w:p>
+        </w:tc>
+      </w:tr>
+      <w:tr>
+        <w:tc>
+          <w:tcPr>
+            <w:tcW w:type="dxa" w:w="1100"/>
+          </w:tcPr>
+          <w:p>
+            <w:r>
+              <w:rPr>
+                <w:b w:val="false"/>
+                <w:bCs w:val="false"/>
+                <w:sz w:val="18"/>
+                <w:szCs w:val="18"/>
+              </w:rPr>
+              <w:t xml:space="preserve">new_business</w:t>
+            </w:r>
+          </w:p>
+        </w:tc>
+        <w:tc>
+          <w:tcPr>
+            <w:tcW w:type="dxa" w:w="2600"/>
+          </w:tcPr>
+          <w:p>
+            <w:r>
+              <w:rPr>
+                <w:b w:val="false"/>
+                <w:bCs w:val="false"/>
+                <w:sz w:val="18"/>
+                <w:szCs w:val="18"/>
+              </w:rPr>
+              <w:t xml:space="preserve">14.2kg LPG composite cylinder breakthrough</w:t>
+            </w:r>
+          </w:p>
+        </w:tc>
+        <w:tc>
+          <w:tcPr>
+            <w:tcW w:type="dxa" w:w="2400"/>
+          </w:tcPr>
+          <w:p>
+            <w:r>
+              <w:rPr>
+                <w:b w:val="false"/>
+                <w:bCs w:val="false"/>
+                <w:sz w:val="18"/>
+                <w:szCs w:val="18"/>
+              </w:rPr>
+              <w:t xml:space="preserve">not quantified; guided ~4 years</w:t>
+            </w:r>
+          </w:p>
+        </w:tc>
+        <w:tc>
+          <w:tcPr>
+            <w:tcW w:type="dxa" w:w="900"/>
+          </w:tcPr>
+          <w:p>
+            <w:r>
+              <w:rPr>
+                <w:b w:val="false"/>
+                <w:bCs w:val="false"/>
+                <w:sz w:val="18"/>
+                <w:szCs w:val="18"/>
+              </w:rPr>
+              <w:t xml:space="preserve">beyond</w:t>
+            </w:r>
+          </w:p>
+        </w:tc>
+        <w:tc>
+          <w:tcPr>
+            <w:tcW w:type="dxa" w:w="1200"/>
+          </w:tcPr>
+          <w:p>
+            <w:r>
+              <w:rPr>
+                <w:b w:val="false"/>
+                <w:bCs w:val="false"/>
+                <w:sz w:val="18"/>
+                <w:szCs w:val="18"/>
+              </w:rPr>
+              <w:t xml:space="preserve">expectation</w:t>
+            </w:r>
+          </w:p>
+        </w:tc>
+        <w:tc>
+          <w:tcPr>
+            <w:tcW w:type="dxa" w:w="800"/>
+          </w:tcPr>
+          <w:p>
+            <w:r>
+              <w:rPr>
+                <w:b w:val="false"/>
+                <w:bCs w:val="false"/>
+                <w:sz w:val="18"/>
+                <w:szCs w:val="18"/>
+              </w:rPr>
+              <w:t xml:space="preserve"/>
+            </w:r>
+          </w:p>
+        </w:tc>
+      </w:tr>
+    </w:tbl>
+    <w:p>
+      <w:pPr>
+        <w:spacing w:after="60" w:before="120"/>
+      </w:pPr>
+      <w:r>
+        <w:rPr>
+          <w:b/>
+          <w:bCs/>
+          <w:sz w:val="20"/>
+          <w:szCs w:val="20"/>
+        </w:rPr>
+        <w:t xml:space="preserve">Earnings chain: </w:t>
+      </w:r>
+      <w:r>
+        <w:rPr>
+          <w:b w:val="false"/>
+          <w:bCs w:val="false"/>
+          <w:sz w:val="20"/>
+          <w:szCs w:val="20"/>
+        </w:rPr>
+        <w:t xml:space="preserve">VAP capex (composite cylinders, PE pipe, IBC lines)</w:t>
+      </w:r>
+      <w:r>
+        <w:rPr>
+          <w:color w:val="666666"/>
+          <w:sz w:val="20"/>
+          <w:szCs w:val="20"/>
+        </w:rPr>
+        <w:t xml:space="preserve"> → </w:t>
+      </w:r>
+      <w:r>
+        <w:rPr>
+          <w:b w:val="false"/>
+          <w:bCs w:val="false"/>
+          <w:sz w:val="20"/>
+          <w:szCs w:val="20"/>
+        </w:rPr>
+        <w:t xml:space="preserve">VAP volume growth 25-30%</w:t>
+      </w:r>
+      <w:r>
+        <w:rPr>
+          <w:color w:val="666666"/>
+          <w:sz w:val="20"/>
+          <w:szCs w:val="20"/>
+        </w:rPr>
+        <w:t xml:space="preserve"> → </w:t>
+      </w:r>
+      <w:r>
+        <w:rPr>
+          <w:b w:val="false"/>
+          <w:bCs w:val="false"/>
+          <w:sz w:val="20"/>
+          <w:szCs w:val="20"/>
+        </w:rPr>
+        <w:t xml:space="preserve">revenue mix shift toward higher-margin VAP (27% -&gt; 35%)</w:t>
+      </w:r>
+      <w:r>
+        <w:rPr>
+          <w:color w:val="666666"/>
+          <w:sz w:val="20"/>
+          <w:szCs w:val="20"/>
+        </w:rPr>
+        <w:t xml:space="preserve"> → </w:t>
+      </w:r>
+      <w:r>
+        <w:rPr>
+          <w:b w:val="false"/>
+          <w:bCs w:val="false"/>
+          <w:sz w:val="20"/>
+          <w:szCs w:val="20"/>
+        </w:rPr>
+        <w:t xml:space="preserve">blended EBITDA margin expansion</w:t>
+      </w:r>
+      <w:r>
+        <w:rPr>
+          <w:color w:val="666666"/>
+          <w:sz w:val="20"/>
+          <w:szCs w:val="20"/>
+        </w:rPr>
+        <w:t xml:space="preserve"> → </w:t>
+      </w:r>
+      <w:r>
+        <w:rPr>
+          <w:b w:val="false"/>
+          <w:bCs w:val="false"/>
+          <w:sz w:val="20"/>
+          <w:szCs w:val="20"/>
+        </w:rPr>
+        <w:t xml:space="preserve">debt reduction -&gt; lower interest cost</w:t>
+      </w:r>
+      <w:r>
+        <w:rPr>
+          <w:color w:val="666666"/>
+          <w:sz w:val="20"/>
+          <w:szCs w:val="20"/>
+        </w:rPr>
+        <w:t xml:space="preserve"> → </w:t>
+      </w:r>
+      <w:r>
+        <w:rPr>
+          <w:b w:val="false"/>
+          <w:bCs w:val="false"/>
+          <w:sz w:val="20"/>
+          <w:szCs w:val="20"/>
+        </w:rPr>
+        <w:t xml:space="preserve">PAT growth ~20%+</w:t>
+      </w:r>
+      <w:r>
+        <w:rPr>
+          <w:color w:val="666666"/>
+          <w:sz w:val="20"/>
+          <w:szCs w:val="20"/>
+        </w:rPr>
+        <w:t xml:space="preserve"> → </w:t>
+      </w:r>
+      <w:r>
+        <w:rPr>
+          <w:b w:val="false"/>
+          <w:bCs w:val="false"/>
+          <w:sz w:val="20"/>
+          <w:szCs w:val="20"/>
+        </w:rPr>
+        <w:t xml:space="preserve">ROCE 18.9% -&gt; 23%</w:t>
+      </w:r>
+    </w:p>
+    <w:p>
+      <w:pPr>
+        <w:spacing w:after="120"/>
+      </w:pPr>
+      <w:r>
+        <w:rPr>
+          <w:color w:val="666666"/>
+          <w:sz w:val="18"/>
+          <w:szCs w:val="18"/>
+        </w:rPr>
+        <w:t xml:space="preserve">Bottleneck link: PESO approvals + VAP line capacity ramp.</w:t>
+      </w:r>
+    </w:p>
+    <w:p>
+      <w:pPr>
+        <w:spacing w:after="120"/>
+      </w:pPr>
+      <w:r>
+        <w:rPr>
+          <w:color w:val="666666"/>
+          <w:sz w:val="18"/>
+          <w:szCs w:val="18"/>
+        </w:rPr>
+        <w:t xml:space="preserve">Operating leverage: yes - VAP mix shift plus falling interest cost, though Q1 FY27 EBITDA (+15%) lagged revenue (+25%) on polymer cost</w:t>
+      </w:r>
+    </w:p>
+    <w:p>
+      <w:pPr>
+        <w:spacing w:after="120"/>
+      </w:pPr>
+      <w:r>
+        <w:rPr>
+          <w:color w:val="666666"/>
+          <w:sz w:val="18"/>
+          <w:szCs w:val="18"/>
+        </w:rPr>
+        <w:t xml:space="preserve">Evidenced: VAP capex (composite cylinders, PE pipe, IBC lines); VAP volume growth 25-30%; debt reduction -&gt; lower interest cost. Still assumed: blended EBITDA margin expansion; ROCE 18.9% -&gt; 23%.</w:t>
+      </w:r>
+    </w:p>
+    <w:p>
+      <w:pPr>
+        <w:spacing w:after="120"/>
+      </w:pPr>
+      <w:r>
+        <w:rPr>
+          <w:b/>
+          <w:bCs/>
+          <w:sz w:val="20"/>
+          <w:szCs w:val="20"/>
+        </w:rPr>
+        <w:t xml:space="preserve">Market expectation vs. our path:</w:t>
+      </w:r>
+    </w:p>
+    <w:tbl>
+      <w:tblPr>
+        <w:tblW w:type="dxa" w:w="9000"/>
+        <w:tblBorders>
+          <w:top w:val="single" w:color="auto" w:sz="4"/>
+          <w:left w:val="single" w:color="auto" w:sz="4"/>
+          <w:bottom w:val="single" w:color="auto" w:sz="4"/>
+          <w:right w:val="single" w:color="auto" w:sz="4"/>
+          <w:insideH w:val="single" w:color="auto" w:sz="4"/>
+          <w:insideV w:val="single" w:color="auto" w:sz="4"/>
+        </w:tblBorders>
+      </w:tblPr>
+      <w:tblGrid>
+        <w:gridCol w:w="3200"/>
+        <w:gridCol w:w="5800"/>
+      </w:tblGrid>
+      <w:tr>
+        <w:tc>
+          <w:tcPr>
+            <w:tcW w:type="dxa" w:w="3200"/>
+            <w:shd w:fill="F2F2F2" w:val="clear"/>
+          </w:tcPr>
+          <w:p>
+            <w:r>
+              <w:rPr>
+                <w:b/>
+                <w:bCs/>
+              </w:rPr>
+              <w:t xml:space="preserve">As of</w:t>
+            </w:r>
+          </w:p>
+        </w:tc>
+        <w:tc>
+          <w:tcPr>
+            <w:tcW w:type="dxa" w:w="5800"/>
+          </w:tcPr>
+          <w:p>
+            <w:r>
+              <w:t xml:space="preserve">2026-09-08</w:t>
+            </w:r>
+          </w:p>
+        </w:tc>
+      </w:tr>
+      <w:tr>
+        <w:tc>
+          <w:tcPr>
+            <w:tcW w:type="dxa" w:w="3200"/>
+            <w:shd w:fill="F2F2F2" w:val="clear"/>
+          </w:tcPr>
+          <w:p>
+            <w:r>
+              <w:rPr>
+                <w:b/>
+                <w:bCs/>
+              </w:rPr>
+              <w:t xml:space="preserve">Price / multiple</w:t>
+            </w:r>
+          </w:p>
+        </w:tc>
+        <w:tc>
+          <w:tcPr>
+            <w:tcW w:type="dxa" w:w="5800"/>
+          </w:tcPr>
+          <w:p>
+            <w:r>
+              <w:t xml:space="preserve">Rs 190.65 · 18.8x P/E</w:t>
+            </w:r>
+          </w:p>
+        </w:tc>
+      </w:tr>
+      <w:tr>
+        <w:tc>
+          <w:tcPr>
+            <w:tcW w:type="dxa" w:w="3200"/>
+            <w:shd w:fill="F2F2F2" w:val="clear"/>
+          </w:tcPr>
+          <w:p>
+            <w:r>
+              <w:rPr>
+                <w:b/>
+                <w:bCs/>
+              </w:rPr>
+              <w:t xml:space="preserve">Right valuation lens</w:t>
+            </w:r>
+          </w:p>
+        </w:tc>
+        <w:tc>
+          <w:tcPr>
+            <w:tcW w:type="dxa" w:w="5800"/>
+          </w:tcPr>
+          <w:p>
+            <w:r>
+              <w:t xml:space="preserve">P/E</w:t>
+            </w:r>
+          </w:p>
+        </w:tc>
+      </w:tr>
+      <w:tr>
+        <w:tc>
+          <w:tcPr>
+            <w:tcW w:type="dxa" w:w="3200"/>
+            <w:shd w:fill="F2F2F2" w:val="clear"/>
+          </w:tcPr>
+          <w:p>
+            <w:r>
+              <w:rPr>
+                <w:b/>
+                <w:bCs/>
+              </w:rPr>
+              <w:t xml:space="preserve">Price implies</w:t>
+            </w:r>
+          </w:p>
+        </w:tc>
+        <w:tc>
+          <w:tcPr>
+            <w:tcW w:type="dxa" w:w="5800"/>
+          </w:tcPr>
+          <w:p>
+            <w:r>
+              <w:t xml:space="preserve">~14-16% EPS CAGR FY26-28 justifies ~19x trailing at an ~18-20x exit; delivered PAT growth ~20-22% plus interest-cost savings runs ahead of that</w:t>
+            </w:r>
+          </w:p>
+        </w:tc>
+      </w:tr>
+      <w:tr>
+        <w:tc>
+          <w:tcPr>
+            <w:tcW w:type="dxa" w:w="3200"/>
+            <w:shd w:fill="F2F2F2" w:val="clear"/>
+          </w:tcPr>
+          <w:p>
+            <w:r>
+              <w:rPr>
+                <w:b/>
+                <w:bCs/>
+              </w:rPr>
+              <w:t xml:space="preserve">Our FY27</w:t>
+            </w:r>
+          </w:p>
+        </w:tc>
+        <w:tc>
+          <w:tcPr>
+            <w:tcW w:type="dxa" w:w="5800"/>
+          </w:tcPr>
+          <w:p>
+            <w:r>
+              <w:t xml:space="preserve">revenue +18-22%, PAT +20-25% on VAP mix and lower interest cost; blended EBITDA margin ~13-13.5%</w:t>
+            </w:r>
+          </w:p>
+        </w:tc>
+      </w:tr>
+      <w:tr>
+        <w:tc>
+          <w:tcPr>
+            <w:tcW w:type="dxa" w:w="3200"/>
+            <w:shd w:fill="F2F2F2" w:val="clear"/>
+          </w:tcPr>
+          <w:p>
+            <w:r>
+              <w:rPr>
+                <w:b/>
+                <w:bCs/>
+              </w:rPr>
+              <w:t xml:space="preserve">Our FY28</w:t>
+            </w:r>
+          </w:p>
+        </w:tc>
+        <w:tc>
+          <w:tcPr>
+            <w:tcW w:type="dxa" w:w="5800"/>
+          </w:tcPr>
+          <w:p>
+            <w:r>
+              <w:t xml:space="preserve">further step-up as the business turns net-debt-free and VAP mix reaches ~35%; ROCE toward 23%</w:t>
+            </w:r>
+          </w:p>
+        </w:tc>
+      </w:tr>
+      <w:tr>
+        <w:tc>
+          <w:tcPr>
+            <w:tcW w:type="dxa" w:w="3200"/>
+            <w:shd w:fill="F2F2F2" w:val="clear"/>
+          </w:tcPr>
+          <w:p>
+            <w:r>
+              <w:rPr>
+                <w:b/>
+                <w:bCs/>
+              </w:rPr>
+              <w:t xml:space="preserve">Gap direction</w:t>
+            </w:r>
+          </w:p>
+        </w:tc>
+        <w:tc>
+          <w:tcPr>
+            <w:tcW w:type="dxa" w:w="5800"/>
+          </w:tcPr>
+          <w:p>
+            <w:r>
+              <w:t xml:space="preserve">underestimated</w:t>
+            </w:r>
+          </w:p>
+        </w:tc>
+      </w:tr>
+      <w:tr>
+        <w:tc>
+          <w:tcPr>
+            <w:tcW w:type="dxa" w:w="3200"/>
+            <w:shd w:fill="F2F2F2" w:val="clear"/>
+          </w:tcPr>
+          <w:p>
+            <w:r>
+              <w:rPr>
+                <w:b/>
+                <w:bCs/>
+              </w:rPr>
+              <w:t xml:space="preserve">Gap type</w:t>
+            </w:r>
+          </w:p>
+        </w:tc>
+        <w:tc>
+          <w:tcPr>
+            <w:tcW w:type="dxa" w:w="5800"/>
+          </w:tcPr>
+          <w:p>
+            <w:r>
+              <w:t xml:space="preserve">mix</w:t>
+            </w:r>
+          </w:p>
+        </w:tc>
+      </w:tr>
+      <w:tr>
+        <w:tc>
+          <w:tcPr>
+            <w:tcW w:type="dxa" w:w="3200"/>
+            <w:shd w:fill="F2F2F2" w:val="clear"/>
+          </w:tcPr>
+          <w:p>
+            <w:r>
+              <w:rPr>
+                <w:b/>
+                <w:bCs/>
+              </w:rPr>
+              <w:t xml:space="preserve">Gap magnitude</w:t>
+            </w:r>
+          </w:p>
+        </w:tc>
+        <w:tc>
+          <w:tcPr>
+            <w:tcW w:type="dxa" w:w="5800"/>
+          </w:tcPr>
+          <w:p>
+            <w:r>
+              <w:t xml:space="preserve">not estimable</w:t>
+            </w:r>
+          </w:p>
+        </w:tc>
+      </w:tr>
+      <w:tr>
+        <w:tc>
+          <w:tcPr>
+            <w:tcW w:type="dxa" w:w="3200"/>
+            <w:shd w:fill="F2F2F2" w:val="clear"/>
+          </w:tcPr>
+          <w:p>
+            <w:r>
+              <w:rPr>
+                <w:b/>
+                <w:bCs/>
+              </w:rPr>
+              <w:t xml:space="preserve">Gap basis</w:t>
+            </w:r>
+          </w:p>
+        </w:tc>
+        <w:tc>
+          <w:tcPr>
+            <w:tcW w:type="dxa" w:w="5800"/>
+          </w:tcPr>
+          <w:p>
+            <w:r>
+              <w:t xml:space="preserve">the ~19x multiple assumes mid-teens growth; the VAP acceleration plus Rs 400 Cr+ of debt elimination lift both the growth rate and ROCE above what the multiple prices</w:t>
+            </w:r>
+          </w:p>
+        </w:tc>
+      </w:tr>
+      <w:tr>
+        <w:tc>
+          <w:tcPr>
+            <w:tcW w:type="dxa" w:w="3200"/>
+            <w:shd w:fill="F2F2F2" w:val="clear"/>
+          </w:tcPr>
+          <w:p>
+            <w:r>
+              <w:rPr>
+                <w:b/>
+                <w:bCs/>
+              </w:rPr>
+              <w:t xml:space="preserve">Evidence quality</w:t>
+            </w:r>
+          </w:p>
+        </w:tc>
+        <w:tc>
+          <w:tcPr>
+            <w:tcW w:type="dxa" w:w="5800"/>
+          </w:tcPr>
+          <w:p>
+            <w:r>
+              <w:t xml:space="preserve">strong</w:t>
+            </w:r>
+          </w:p>
+        </w:tc>
+      </w:tr>
+    </w:tbl>
+    <w:p>
+      <w:pPr>
+        <w:spacing w:after="120"/>
+      </w:pPr>
+      <w:r>
+        <w:rPr>
+          <w:i/>
+          <w:iCs/>
+          <w:color w:val="666666"/>
+          <w:sz w:val="16"/>
+          <w:szCs w:val="16"/>
+        </w:rPr>
+        <w:t xml:space="preserve">no broker consensus; implied path is a reverse-P/E estimate + screener.in forward figures + VP thread view</w:t>
+      </w:r>
+    </w:p>
+    <w:p>
+      <w:pPr>
+        <w:spacing w:after="120" w:before="120"/>
+      </w:pPr>
+      <w:r>
+        <w:rPr>
+          <w:b/>
+          <w:bCs/>
+          <w:sz w:val="20"/>
+          <w:szCs w:val="20"/>
+        </w:rPr>
+        <w:t xml:space="preserve">Catalyst: </w:t>
+      </w:r>
+      <w:r>
+        <w:rPr>
+          <w:sz w:val="20"/>
+          <w:szCs w:val="20"/>
+        </w:rPr>
+        <w:t xml:space="preserve">Net-debt-free milestone plus a quarter showing blended EBITDA-margin expansion from VAP mix; PESO-approved hydrogen / Type-IV cylinder order ramp</w:t>
+      </w:r>
+      <w:r>
+        <w:rPr>
+          <w:color w:val="666666"/>
+          <w:sz w:val="18"/>
+          <w:szCs w:val="18"/>
+        </w:rPr>
+        <w:t xml:space="preserve"> (window ~12M from 2026-09-08; undated; evidence med; pending)</w:t>
       </w:r>
     </w:p>
     <w:p>
@@ -370,7 +2043,7 @@
         <w:spacing w:after="120" w:before="280"/>
       </w:pPr>
       <w:r>
-        <w:t xml:space="preserve">BSE Corporate Actions / Other Red Flags</w:t>
+        <w:t xml:space="preserve">Ishmohit-Lens Checks (value chain · earnings quality · growth trajectory · management · quality metrics · track record · global-signal check)</w:t>
       </w:r>
     </w:p>
     <w:p>
@@ -378,7 +2051,719 @@
         <w:spacing w:after="120"/>
       </w:pPr>
       <w:r>
-        <w:t xml:space="preserve">No red-flag corporate actions found. Promoter group made a small (0.02%) open-market purchase in Nov 2025 alongside the QIP, a mildly positive signal.</w:t>
+        <w:rPr>
+          <w:i/>
+          <w:iCs/>
+          <w:color w:val="666666"/>
+          <w:sz w:val="18"/>
+          <w:szCs w:val="18"/>
+        </w:rPr>
+        <w:t xml:space="preserve">Extra checks drawn from @ishmohit1 / SOIC methodology (playbook/ishmohit-soic-style.md): where the company sits in its value chain and what the supply side is doing, whether a margin/PAT inflection is structural or a cyclical peak, the rate-of-change of growth vs. what the multiple demands, and management quality as a positive attribute.</w:t>
+      </w:r>
+    </w:p>
+    <w:p>
+      <w:pPr>
+        <w:spacing w:after="120"/>
+      </w:pPr>
+      <w:r>
+        <w:rPr>
+          <w:b/>
+          <w:bCs/>
+          <w:sz w:val="20"/>
+          <w:szCs w:val="20"/>
+        </w:rPr>
+        <w:t xml:space="preserve">Value chain &amp; supply side:</w:t>
+      </w:r>
+    </w:p>
+    <w:tbl>
+      <w:tblPr>
+        <w:tblW w:type="dxa" w:w="9000"/>
+        <w:tblBorders>
+          <w:top w:val="single" w:color="auto" w:sz="4"/>
+          <w:left w:val="single" w:color="auto" w:sz="4"/>
+          <w:bottom w:val="single" w:color="auto" w:sz="4"/>
+          <w:right w:val="single" w:color="auto" w:sz="4"/>
+          <w:insideH w:val="single" w:color="auto" w:sz="4"/>
+          <w:insideV w:val="single" w:color="auto" w:sz="4"/>
+        </w:tblBorders>
+      </w:tblPr>
+      <w:tblGrid>
+        <w:gridCol w:w="3200"/>
+        <w:gridCol w:w="5800"/>
+      </w:tblGrid>
+      <w:tr>
+        <w:tc>
+          <w:tcPr>
+            <w:tcW w:type="dxa" w:w="3200"/>
+            <w:shd w:fill="F2F2F2" w:val="clear"/>
+          </w:tcPr>
+          <w:p>
+            <w:r>
+              <w:rPr>
+                <w:b/>
+                <w:bCs/>
+              </w:rPr>
+              <w:t xml:space="preserve">Theme</w:t>
+            </w:r>
+          </w:p>
+        </w:tc>
+        <w:tc>
+          <w:tcPr>
+            <w:tcW w:type="dxa" w:w="5800"/>
+          </w:tcPr>
+          <w:p>
+            <w:r>
+              <w:t xml:space="preserve">industrial packaging -&gt; composite / value-added polymer products (CNG, LPG, hydrogen cylinders, PE pipes, IBCs)</w:t>
+            </w:r>
+          </w:p>
+        </w:tc>
+      </w:tr>
+      <w:tr>
+        <w:tc>
+          <w:tcPr>
+            <w:tcW w:type="dxa" w:w="3200"/>
+            <w:shd w:fill="F2F2F2" w:val="clear"/>
+          </w:tcPr>
+          <w:p>
+            <w:r>
+              <w:rPr>
+                <w:b/>
+                <w:bCs/>
+              </w:rPr>
+              <w:t xml:space="preserve">This company's position</w:t>
+            </w:r>
+          </w:p>
+        </w:tc>
+        <w:tc>
+          <w:tcPr>
+            <w:tcW w:type="dxa" w:w="5800"/>
+          </w:tcPr>
+          <w:p>
+            <w:r>
+              <w:t xml:space="preserve">world's largest large-plastic-drum maker and #3 in IBCs; first Indian company with final PESO approval for Type-IV hydrogen composite cylinders</w:t>
+            </w:r>
+          </w:p>
+        </w:tc>
+      </w:tr>
+      <w:tr>
+        <w:tc>
+          <w:tcPr>
+            <w:tcW w:type="dxa" w:w="3200"/>
+            <w:shd w:fill="F2F2F2" w:val="clear"/>
+          </w:tcPr>
+          <w:p>
+            <w:r>
+              <w:rPr>
+                <w:b/>
+                <w:bCs/>
+              </w:rPr>
+              <w:t xml:space="preserve">Bottleneck node (pricing power)</w:t>
+            </w:r>
+          </w:p>
+        </w:tc>
+        <w:tc>
+          <w:tcPr>
+            <w:tcW w:type="dxa" w:w="5800"/>
+          </w:tcPr>
+          <w:p>
+            <w:r>
+              <w:t xml:space="preserve">PESO / regulatory approvals for composite pressure vessels and VAP line capacity</w:t>
+            </w:r>
+          </w:p>
+        </w:tc>
+      </w:tr>
+      <w:tr>
+        <w:tc>
+          <w:tcPr>
+            <w:tcW w:type="dxa" w:w="3200"/>
+            <w:shd w:fill="F2F2F2" w:val="clear"/>
+          </w:tcPr>
+          <w:p>
+            <w:r>
+              <w:rPr>
+                <w:b/>
+                <w:bCs/>
+              </w:rPr>
+              <w:t xml:space="preserve">Supply-side status</w:t>
+            </w:r>
+          </w:p>
+        </w:tc>
+        <w:tc>
+          <w:tcPr>
+            <w:tcW w:type="dxa" w:w="5800"/>
+          </w:tcPr>
+          <w:p>
+            <w:r>
+              <w:t xml:space="preserve">consolidating</w:t>
+            </w:r>
+          </w:p>
+        </w:tc>
+      </w:tr>
+      <w:tr>
+        <w:tc>
+          <w:tcPr>
+            <w:tcW w:type="dxa" w:w="3200"/>
+            <w:shd w:fill="F2F2F2" w:val="clear"/>
+          </w:tcPr>
+          <w:p>
+            <w:r>
+              <w:rPr>
+                <w:b/>
+                <w:bCs/>
+              </w:rPr>
+              <w:t xml:space="preserve">Adjacent-node peers</w:t>
+            </w:r>
+          </w:p>
+        </w:tc>
+        <w:tc>
+          <w:tcPr>
+            <w:tcW w:type="dxa" w:w="5800"/>
+          </w:tcPr>
+          <w:p>
+            <w:r>
+              <w:t xml:space="preserve">Supreme Industries, Everest Kanto Cylinder, Confidence Petroleum, Pyramid Technoplast / Balmer Lawrie (drums)</w:t>
+            </w:r>
+          </w:p>
+        </w:tc>
+      </w:tr>
+    </w:tbl>
+    <w:p>
+      <w:pPr>
+        <w:spacing w:after="120"/>
+      </w:pPr>
+      <w:r>
+        <w:rPr>
+          <w:color w:val="666666"/>
+          <w:sz w:val="18"/>
+          <w:szCs w:val="18"/>
+        </w:rPr>
+        <w:t xml:space="preserve">Legacy packaging is a stable commodity cash cow; the value shift is into composite cylinders where PESO approvals and technology form a genuine entry barrier, and Time is the first-mover on Type-IV hydrogen.</w:t>
+      </w:r>
+    </w:p>
+    <w:p>
+      <w:pPr>
+        <w:spacing w:after="60" w:before="120"/>
+      </w:pPr>
+      <w:r>
+        <w:rPr>
+          <w:b/>
+          <w:bCs/>
+          <w:sz w:val="20"/>
+          <w:szCs w:val="20"/>
+        </w:rPr>
+        <w:t xml:space="preserve">Earnings quality: </w:t>
+      </w:r>
+      <w:r>
+        <w:rPr>
+          <w:sz w:val="20"/>
+          <w:szCs w:val="20"/>
+        </w:rPr>
+        <w:t xml:space="preserve">margin driver mixed</w:t>
+      </w:r>
+      <w:r>
+        <w:rPr>
+          <w:b/>
+          <w:bCs/>
+          <w:color w:val="A32020"/>
+          <w:sz w:val="20"/>
+          <w:szCs w:val="20"/>
+        </w:rPr>
+        <w:t xml:space="preserve"/>
+      </w:r>
+    </w:p>
+    <w:p>
+      <w:pPr>
+        <w:spacing w:after="120"/>
+      </w:pPr>
+      <w:r>
+        <w:rPr>
+          <w:color w:val="666666"/>
+          <w:sz w:val="18"/>
+          <w:szCs w:val="18"/>
+        </w:rPr>
+        <w:t xml:space="preserve">Drivers: VAP mix shift (composite / IBC) toward 35% of revenue; falling interest cost from Rs 409 Cr FY26 debt reduction; operating leverage on the established packaging base.</w:t>
+      </w:r>
+    </w:p>
+    <w:p>
+      <w:pPr>
+        <w:spacing w:after="120"/>
+      </w:pPr>
+      <w:r>
+        <w:rPr>
+          <w:color w:val="666666"/>
+          <w:sz w:val="18"/>
+          <w:szCs w:val="18"/>
+        </w:rPr>
+        <w:t xml:space="preserve">Blended EBITDA margin ~13-13.4% sits inside the historical 13-15% band; Q1 FY27 EBITDA (+15%) lagged revenue (+25%) on polymer/crude cost, so the current margin is not a peak and has mix-driven room to rise.</w:t>
+      </w:r>
+    </w:p>
+    <w:p>
+      <w:pPr>
+        <w:spacing w:after="60" w:before="120"/>
+      </w:pPr>
+      <w:r>
+        <w:rPr>
+          <w:b/>
+          <w:bCs/>
+          <w:sz w:val="20"/>
+          <w:szCs w:val="20"/>
+        </w:rPr>
+        <w:t xml:space="preserve">Growth trajectory: </w:t>
+      </w:r>
+      <w:r>
+        <w:rPr>
+          <w:b w:val="false"/>
+          <w:bCs w:val="false"/>
+          <w:sz w:val="20"/>
+          <w:szCs w:val="20"/>
+        </w:rPr>
+        <w:t xml:space="preserve">YoY growth rate is accelerating</w:t>
+      </w:r>
+    </w:p>
+    <w:p>
+      <w:pPr>
+        <w:spacing w:after="120"/>
+      </w:pPr>
+      <w:r>
+        <w:rPr>
+          <w:color w:val="666666"/>
+          <w:sz w:val="18"/>
+          <w:szCs w:val="18"/>
+        </w:rPr>
+        <w:t xml:space="preserve">YoY PAT growth oldest-&gt;newest: Q3 FY26 ~+25%, Q4 FY26 ~+20%, Q1 FY27 +22%; Q1 FY27 revenue +25% YoY (India +30%, overseas +17%); composite segment +29.3%</w:t>
+      </w:r>
+    </w:p>
+    <w:p>
+      <w:pPr>
+        <w:spacing w:after="120"/>
+      </w:pPr>
+      <w:r>
+        <w:rPr>
+          <w:color w:val="666666"/>
+          <w:sz w:val="18"/>
+          <w:szCs w:val="18"/>
+        </w:rPr>
+        <w:t xml:space="preserve">Reverse P/E: ~18.8x trailing needs ~15% EPS CAGR; delivered ~20-22% PAT growth plus a deleveraging tailwind runs ahead of the multiple</w:t>
+      </w:r>
+    </w:p>
+    <w:p>
+      <w:pPr>
+        <w:spacing w:after="120"/>
+      </w:pPr>
+      <w:r>
+        <w:rPr>
+          <w:b/>
+          <w:bCs/>
+          <w:sz w:val="20"/>
+          <w:szCs w:val="20"/>
+        </w:rPr>
+        <w:t xml:space="preserve">Management quality (TVGP's "P"):</w:t>
+      </w:r>
+    </w:p>
+    <w:tbl>
+      <w:tblPr>
+        <w:tblW w:type="dxa" w:w="9000"/>
+        <w:tblBorders>
+          <w:top w:val="single" w:color="auto" w:sz="4"/>
+          <w:left w:val="single" w:color="auto" w:sz="4"/>
+          <w:bottom w:val="single" w:color="auto" w:sz="4"/>
+          <w:right w:val="single" w:color="auto" w:sz="4"/>
+          <w:insideH w:val="single" w:color="auto" w:sz="4"/>
+          <w:insideV w:val="single" w:color="auto" w:sz="4"/>
+        </w:tblBorders>
+      </w:tblPr>
+      <w:tblGrid>
+        <w:gridCol w:w="3200"/>
+        <w:gridCol w:w="5800"/>
+      </w:tblGrid>
+      <w:tr>
+        <w:tc>
+          <w:tcPr>
+            <w:tcW w:type="dxa" w:w="3200"/>
+            <w:shd w:fill="F2F2F2" w:val="clear"/>
+          </w:tcPr>
+          <w:p>
+            <w:r>
+              <w:rPr>
+                <w:b/>
+                <w:bCs/>
+              </w:rPr>
+              <w:t xml:space="preserve">Assessment</w:t>
+            </w:r>
+          </w:p>
+        </w:tc>
+        <w:tc>
+          <w:tcPr>
+            <w:tcW w:type="dxa" w:w="5800"/>
+          </w:tcPr>
+          <w:p>
+            <w:r>
+              <w:t xml:space="preserve">positive</w:t>
+            </w:r>
+          </w:p>
+        </w:tc>
+      </w:tr>
+      <w:tr>
+        <w:tc>
+          <w:tcPr>
+            <w:tcW w:type="dxa" w:w="3200"/>
+            <w:shd w:fill="F2F2F2" w:val="clear"/>
+          </w:tcPr>
+          <w:p>
+            <w:r>
+              <w:rPr>
+                <w:b/>
+                <w:bCs/>
+              </w:rPr>
+              <w:t xml:space="preserve">Capital allocation</w:t>
+            </w:r>
+          </w:p>
+        </w:tc>
+        <w:tc>
+          <w:tcPr>
+            <w:tcW w:type="dxa" w:w="5800"/>
+          </w:tcPr>
+          <w:p>
+            <w:r>
+              <w:t xml:space="preserve">FY26 capex Rs 370 Cr (Rs 172 Cr into VAP) executed while cutting net debt Rs 409 Cr - reinvesting into higher-ROCE VAP and deleveraging at the same time; incremental ROCE trending up (18.9% -&gt; 20% target -&gt; 23% FY28 guide) (disciplined)</w:t>
+            </w:r>
+          </w:p>
+        </w:tc>
+      </w:tr>
+      <w:tr>
+        <w:tc>
+          <w:tcPr>
+            <w:tcW w:type="dxa" w:w="3200"/>
+            <w:shd w:fill="F2F2F2" w:val="clear"/>
+          </w:tcPr>
+          <w:p>
+            <w:r>
+              <w:rPr>
+                <w:b/>
+                <w:bCs/>
+              </w:rPr>
+              <w:t xml:space="preserve">Related-party trend</w:t>
+            </w:r>
+          </w:p>
+        </w:tc>
+        <w:tc>
+          <w:tcPr>
+            <w:tcW w:type="dxa" w:w="5800"/>
+          </w:tcPr>
+          <w:p>
+            <w:r>
+              <w:t xml:space="preserve">flat</w:t>
+            </w:r>
+          </w:p>
+        </w:tc>
+      </w:tr>
+      <w:tr>
+        <w:tc>
+          <w:tcPr>
+            <w:tcW w:type="dxa" w:w="3200"/>
+            <w:shd w:fill="F2F2F2" w:val="clear"/>
+          </w:tcPr>
+          <w:p>
+            <w:r>
+              <w:rPr>
+                <w:b/>
+                <w:bCs/>
+              </w:rPr>
+              <w:t xml:space="preserve">Guidance credibility</w:t>
+            </w:r>
+          </w:p>
+        </w:tc>
+        <w:tc>
+          <w:tcPr>
+            <w:tcW w:type="dxa" w:w="5800"/>
+          </w:tcPr>
+          <w:p>
+            <w:r>
+              <w:t xml:space="preserve">mixed</w:t>
+            </w:r>
+          </w:p>
+        </w:tc>
+      </w:tr>
+      <w:tr>
+        <w:tc>
+          <w:tcPr>
+            <w:tcW w:type="dxa" w:w="3200"/>
+            <w:shd w:fill="F2F2F2" w:val="clear"/>
+          </w:tcPr>
+          <w:p>
+            <w:r>
+              <w:rPr>
+                <w:b/>
+                <w:bCs/>
+              </w:rPr>
+              <w:t xml:space="preserve">Shareholder returns</w:t>
+            </w:r>
+          </w:p>
+        </w:tc>
+        <w:tc>
+          <w:tcPr>
+            <w:tcW w:type="dxa" w:w="5800"/>
+          </w:tcPr>
+          <w:p>
+            <w:r>
+              <w:t xml:space="preserve">consistent</w:t>
+            </w:r>
+          </w:p>
+        </w:tc>
+      </w:tr>
+      <w:tr>
+        <w:tc>
+          <w:tcPr>
+            <w:tcW w:type="dxa" w:w="3200"/>
+            <w:shd w:fill="F2F2F2" w:val="clear"/>
+          </w:tcPr>
+          <w:p>
+            <w:r>
+              <w:rPr>
+                <w:b/>
+                <w:bCs/>
+              </w:rPr>
+              <w:t xml:space="preserve">Capability ladder / VAP</w:t>
+            </w:r>
+          </w:p>
+        </w:tc>
+        <w:tc>
+          <w:tcPr>
+            <w:tcW w:type="dxa" w:w="5800"/>
+          </w:tcPr>
+          <w:p>
+            <w:r>
+              <w:t xml:space="preserve">Explicit 'moving up the value curve' - legacy drums/IBCs -&gt; composite CNG/LPG/hydrogen cylinders and Type-IV pressure vessels</w:t>
+            </w:r>
+          </w:p>
+        </w:tc>
+      </w:tr>
+    </w:tbl>
+    <w:p>
+      <w:pPr>
+        <w:spacing w:after="120"/>
+      </w:pPr>
+      <w:r>
+        <w:rPr>
+          <w:b/>
+          <w:bCs/>
+          <w:sz w:val="20"/>
+          <w:szCs w:val="20"/>
+        </w:rPr>
+        <w:t xml:space="preserve">Quality metrics (ROCE · debt · FCF · margin · capex):</w:t>
+      </w:r>
+    </w:p>
+    <w:tbl>
+      <w:tblPr>
+        <w:tblW w:type="dxa" w:w="9000"/>
+        <w:tblBorders>
+          <w:top w:val="single" w:color="auto" w:sz="4"/>
+          <w:left w:val="single" w:color="auto" w:sz="4"/>
+          <w:bottom w:val="single" w:color="auto" w:sz="4"/>
+          <w:right w:val="single" w:color="auto" w:sz="4"/>
+          <w:insideH w:val="single" w:color="auto" w:sz="4"/>
+          <w:insideV w:val="single" w:color="auto" w:sz="4"/>
+        </w:tblBorders>
+      </w:tblPr>
+      <w:tblGrid>
+        <w:gridCol w:w="3200"/>
+        <w:gridCol w:w="5800"/>
+      </w:tblGrid>
+      <w:tr>
+        <w:tc>
+          <w:tcPr>
+            <w:tcW w:type="dxa" w:w="3200"/>
+            <w:shd w:fill="F2F2F2" w:val="clear"/>
+          </w:tcPr>
+          <w:p>
+            <w:r>
+              <w:rPr>
+                <w:b/>
+                <w:bCs/>
+              </w:rPr>
+              <w:t xml:space="preserve">Assessment</w:t>
+            </w:r>
+          </w:p>
+        </w:tc>
+        <w:tc>
+          <w:tcPr>
+            <w:tcW w:type="dxa" w:w="5800"/>
+          </w:tcPr>
+          <w:p>
+            <w:r>
+              <w:t xml:space="preserve">positive</w:t>
+            </w:r>
+          </w:p>
+        </w:tc>
+      </w:tr>
+      <w:tr>
+        <w:tc>
+          <w:tcPr>
+            <w:tcW w:type="dxa" w:w="3200"/>
+            <w:shd w:fill="F2F2F2" w:val="clear"/>
+          </w:tcPr>
+          <w:p>
+            <w:r>
+              <w:rPr>
+                <w:b/>
+                <w:bCs/>
+              </w:rPr>
+              <w:t xml:space="preserve">ROCE</w:t>
+            </w:r>
+          </w:p>
+        </w:tc>
+        <w:tc>
+          <w:tcPr>
+            <w:tcW w:type="dxa" w:w="5800"/>
+          </w:tcPr>
+          <w:p>
+            <w:r>
+              <w:t xml:space="preserve">18.9% (improving)</w:t>
+            </w:r>
+          </w:p>
+        </w:tc>
+      </w:tr>
+      <w:tr>
+        <w:tc>
+          <w:tcPr>
+            <w:tcW w:type="dxa" w:w="3200"/>
+            <w:shd w:fill="F2F2F2" w:val="clear"/>
+          </w:tcPr>
+          <w:p>
+            <w:r>
+              <w:rPr>
+                <w:b/>
+                <w:bCs/>
+              </w:rPr>
+              <w:t xml:space="preserve">Leverage</w:t>
+            </w:r>
+          </w:p>
+        </w:tc>
+        <w:tc>
+          <w:tcPr>
+            <w:tcW w:type="dxa" w:w="5800"/>
+          </w:tcPr>
+          <w:p>
+            <w:r>
+              <w:t xml:space="preserve">Net debt/EBITDA 0.3x</w:t>
+            </w:r>
+          </w:p>
+        </w:tc>
+      </w:tr>
+      <w:tr>
+        <w:tc>
+          <w:tcPr>
+            <w:tcW w:type="dxa" w:w="3200"/>
+            <w:shd w:fill="F2F2F2" w:val="clear"/>
+          </w:tcPr>
+          <w:p>
+            <w:r>
+              <w:rPr>
+                <w:b/>
+                <w:bCs/>
+              </w:rPr>
+              <w:t xml:space="preserve">FCF conversion</w:t>
+            </w:r>
+          </w:p>
+        </w:tc>
+        <w:tc>
+          <w:tcPr>
+            <w:tcW w:type="dxa" w:w="5800"/>
+          </w:tcPr>
+          <w:p>
+            <w:r>
+              <w:t xml:space="preserve">45%</w:t>
+            </w:r>
+          </w:p>
+        </w:tc>
+      </w:tr>
+      <w:tr>
+        <w:tc>
+          <w:tcPr>
+            <w:tcW w:type="dxa" w:w="3200"/>
+            <w:shd w:fill="F2F2F2" w:val="clear"/>
+          </w:tcPr>
+          <w:p>
+            <w:r>
+              <w:rPr>
+                <w:b/>
+                <w:bCs/>
+              </w:rPr>
+              <w:t xml:space="preserve">Margin trend</w:t>
+            </w:r>
+          </w:p>
+        </w:tc>
+        <w:tc>
+          <w:tcPr>
+            <w:tcW w:type="dxa" w:w="5800"/>
+          </w:tcPr>
+          <w:p>
+            <w:r>
+              <w:t xml:space="preserve">stable</w:t>
+            </w:r>
+          </w:p>
+        </w:tc>
+      </w:tr>
+      <w:tr>
+        <w:tc>
+          <w:tcPr>
+            <w:tcW w:type="dxa" w:w="3200"/>
+            <w:shd w:fill="F2F2F2" w:val="clear"/>
+          </w:tcPr>
+          <w:p>
+            <w:r>
+              <w:rPr>
+                <w:b/>
+                <w:bCs/>
+              </w:rPr>
+              <w:t xml:space="preserve">Capex efficiency</w:t>
+            </w:r>
+          </w:p>
+        </w:tc>
+        <w:tc>
+          <w:tcPr>
+            <w:tcW w:type="dxa" w:w="5800"/>
+          </w:tcPr>
+          <w:p>
+            <w:r>
+              <w:t xml:space="preserve">productive</w:t>
+            </w:r>
+          </w:p>
+        </w:tc>
+      </w:tr>
+    </w:tbl>
+    <w:p>
+      <w:pPr>
+        <w:spacing w:after="60" w:before="120"/>
+      </w:pPr>
+      <w:r>
+        <w:rPr>
+          <w:b/>
+          <w:bCs/>
+          <w:sz w:val="20"/>
+          <w:szCs w:val="20"/>
+        </w:rPr>
+        <w:t xml:space="preserve">Track record (Coffee Can persistence check): </w:t>
+      </w:r>
+      <w:r>
+        <w:rPr>
+          <w:sz w:val="20"/>
+          <w:szCs w:val="20"/>
+        </w:rPr>
+        <w:t xml:space="preserve">cleared revenue growth ≥10% AND ROCE ≥15% in 2 of the last 5 years (consistency_score 40)</w:t>
+      </w:r>
+    </w:p>
+    <w:p>
+      <w:pPr>
+        <w:spacing w:after="120"/>
+      </w:pPr>
+      <w:r>
+        <w:rPr>
+          <w:color w:val="666666"/>
+          <w:sz w:val="18"/>
+          <w:szCs w:val="18"/>
+        </w:rPr>
+        <w:t xml:space="preserve">FY22-FY26 verifiable. Roughly FY25 and FY26 cleared both revenue growth &gt;=10% and ROCE &gt;=15% in the same year; FY21-FY23 had sub-10% revenue growth (COVID-affected demand) despite ROCE near 15%. Consistent with the weak trailing 5-yr revenue CAGR of 4.46% and a genuine recent inflection.</w:t>
       </w:r>
     </w:p>
     <w:p>
@@ -387,59 +2772,15 @@
         <w:spacing w:after="120" w:before="280"/>
       </w:pPr>
       <w:r>
-        <w:t xml:space="preserve">Bull Case</w:t>
-      </w:r>
-    </w:p>
-    <w:p>
-      <w:pPr>
-        <w:pStyle w:val="ListParagraph"/>
-        <w:numPr>
-          <w:ilvl w:val="0"/>
-          <w:numId w:val="1"/>
-        </w:numPr>
-        <w:spacing w:after="60"/>
-      </w:pPr>
-      <w:r>
-        <w:t xml:space="preserve">Clear, multi-quarter (not single-quarter) acceleration in both revenue and PAT growth, with value-added products consistently outgrowing legacy products</w:t>
-      </w:r>
-    </w:p>
-    <w:p>
-      <w:pPr>
-        <w:pStyle w:val="ListParagraph"/>
-        <w:numPr>
-          <w:ilvl w:val="0"/>
-          <w:numId w:val="1"/>
-        </w:numPr>
-        <w:spacing w:after="60"/>
-      </w:pPr>
-      <w:r>
-        <w:t xml:space="preserve">Debt cut by more than half via QIP, materially reducing the interest-cost drag on future PAT</w:t>
-      </w:r>
-    </w:p>
-    <w:p>
-      <w:pPr>
-        <w:pStyle w:val="ListParagraph"/>
-        <w:numPr>
-          <w:ilvl w:val="0"/>
-          <w:numId w:val="1"/>
-        </w:numPr>
-        <w:spacing w:after="60"/>
-      </w:pPr>
-      <w:r>
-        <w:t xml:space="preserve">First-mover PESO approval for Type-IV hydrogen composite cylinders positions it for a potentially large 'virtual pipeline' hydrogen-economy opportunity</w:t>
-      </w:r>
-    </w:p>
-    <w:p>
-      <w:pPr>
-        <w:pStyle w:val="ListParagraph"/>
-        <w:numPr>
-          <w:ilvl w:val="0"/>
-          <w:numId w:val="1"/>
-        </w:numPr>
-        <w:spacing w:after="60"/>
-      </w:pPr>
-      <w:r>
-        <w:t xml:space="preserve">At ~Rs 9,255 Cr market cap, still small enough that a 10x move is mathematically conceivable if multiple growth engines (CNG cascades, LPG 14.2kg cylinder, hydrogen, FIBC) land together</w:t>
+        <w:t xml:space="preserve">Technical Read (Weekly / Monthly MACD + Bollinger Bands, or RSI/CCI/Williams %R proxy)</w:t>
+      </w:r>
+    </w:p>
+    <w:p>
+      <w:pPr>
+        <w:spacing w:after="120"/>
+      </w:pPr>
+      <w:r>
+        <w:t xml:space="preserve">Not independently pulled this pass; 52-week range Rs 154-249, in the middle of the range after some cooling from the QIP-driven highs.</w:t>
       </w:r>
     </w:p>
     <w:p>
@@ -448,59 +2789,36 @@
         <w:spacing w:after="120" w:before="280"/>
       </w:pPr>
       <w:r>
-        <w:t xml:space="preserve">Bear Case / Key Risks</w:t>
-      </w:r>
-    </w:p>
-    <w:p>
-      <w:pPr>
-        <w:pStyle w:val="ListParagraph"/>
-        <w:numPr>
-          <w:ilvl w:val="0"/>
-          <w:numId w:val="1"/>
-        </w:numPr>
-        <w:spacing w:after="60"/>
-      </w:pPr>
-      <w:r>
-        <w:t xml:space="preserve">5-year trailing average growth (4.46% revenue CAGR) is genuinely weak — the inflection is real but only 3-4 quarters deep as of this scan, not yet a multi-year confirmed trend</w:t>
-      </w:r>
-    </w:p>
-    <w:p>
-      <w:pPr>
-        <w:pStyle w:val="ListParagraph"/>
-        <w:numPr>
-          <w:ilvl w:val="0"/>
-          <w:numId w:val="1"/>
-        </w:numPr>
-        <w:spacing w:after="60"/>
-      </w:pPr>
-      <w:r>
-        <w:t xml:space="preserve">One long-time holder (Aditya_Kapoor) notes management has been 'guiding' toward the 14.2kg LPG cylinder breakthrough for 4 years without full delivery — a pattern of promised-but-delayed re-rating catalysts</w:t>
-      </w:r>
-    </w:p>
-    <w:p>
-      <w:pPr>
-        <w:pStyle w:val="ListParagraph"/>
-        <w:numPr>
-          <w:ilvl w:val="0"/>
-          <w:numId w:val="1"/>
-        </w:numPr>
-        <w:spacing w:after="60"/>
-      </w:pPr>
-      <w:r>
-        <w:t xml:space="preserve">Raw material (polymer) cost exposure and crude-oil-linked margin pressure flagged by community for the quarter following the FY26 results</w:t>
-      </w:r>
-    </w:p>
-    <w:p>
-      <w:pPr>
-        <w:pStyle w:val="ListParagraph"/>
-        <w:numPr>
-          <w:ilvl w:val="0"/>
-          <w:numId w:val="1"/>
-        </w:numPr>
-        <w:spacing w:after="60"/>
-      </w:pPr>
-      <w:r>
-        <w:t xml:space="preserve">Iran War disrupted overseas volume growth in Q4 FY26 (11% vs typical 15%+), showing geopolitical exposure on the export side</w:t>
+        <w:t xml:space="preserve">ValuePickr Community Signal</w:t>
+      </w:r>
+    </w:p>
+    <w:p>
+      <w:pPr>
+        <w:spacing w:after="120"/>
+      </w:pPr>
+      <w:r>
+        <w:t xml:space="preserve">Long-running thread with a clear shift in tone starting mid-2025: multiple quarterly result summaries (mostly from ranvir) show consistent margin and PAT growth acceleration. A standout post (r8b8, 51 loves) argues 2027 could be a 'hockey stick' inflection driven by India's reliance on 'virtual pipeline' hydrogen delivery via Time's PESO-approved Type-IV composite cylinders - the company is described as the first and only Indian company with final PESO approval for hydrogen composite cylinders. Pass-1 deep dive corroborated the acceleration via Q1 FY27 results and the Aug-2026 concall.</w:t>
+      </w:r>
+    </w:p>
+    <w:p>
+      <w:pPr>
+        <w:spacing w:after="120"/>
+      </w:pPr>
+      <w:r>
+        <w:rPr>
+          <w:b/>
+          <w:bCs/>
+          <w:sz w:val="20"/>
+          <w:szCs w:val="20"/>
+        </w:rPr>
+        <w:t xml:space="preserve">High-conviction call from a top contributor: </w:t>
+      </w:r>
+      <w:r>
+        <w:rPr>
+          <w:sz w:val="20"/>
+          <w:szCs w:val="20"/>
+        </w:rPr>
+        <w:t xml:space="preserve">ranvir (trusted user) has posted every quarterly result for over a year, consistently highlighting accelerating VAP growth and debt reduction; a separate community member (pranavpallod12) projects 20-25% PAT CAGR over the medium term from CNG cascade capacity, LPG 14.2kg cylinder breakthrough potential, FIBC acquisition, and hydrogen optionality.</w:t>
       </w:r>
     </w:p>
     <w:p>
@@ -509,19 +2827,253 @@
         <w:spacing w:after="120" w:before="280"/>
       </w:pPr>
       <w:r>
-        <w:t xml:space="preserve">Market-Cap Tier (informational — not a gate in this project)</w:t>
+        <w:t xml:space="preserve">Trusted-User Signals (Ongoing)</w:t>
       </w:r>
     </w:p>
     <w:p>
       <w:pPr>
         <w:spacing w:after="120"/>
+      </w:pPr>
+      <w:r>
+        <w:rPr>
+          <w:i/>
+          <w:iCs/>
+          <w:color w:val="666666"/>
+          <w:sz w:val="18"/>
+          <w:szCs w:val="18"/>
+        </w:rPr>
+        <w:t xml:space="preserve">Every time a trusted user expresses clear conviction on this stock, most recent first — this section accumulates over time, it isn't a one-time snapshot.</w:t>
+      </w:r>
+    </w:p>
+    <w:p>
+      <w:pPr>
+        <w:spacing w:after="100"/>
       </w:pPr>
       <w:r>
         <w:rPr>
           <w:b/>
           <w:bCs/>
-        </w:rPr>
-        <w:t xml:space="preserve">Small-cap (~Rs 9,255 Cr)</w:t>
+          <w:sz w:val="20"/>
+          <w:szCs w:val="20"/>
+        </w:rPr>
+        <w:t xml:space="preserve">2026-08 — ranvir</w:t>
+      </w:r>
+      <w:r>
+        <w:rPr>
+          <w:i/>
+          <w:iCs/>
+          <w:color w:val="666666"/>
+          <w:sz w:val="18"/>
+          <w:szCs w:val="18"/>
+        </w:rPr>
+        <w:t xml:space="preserve"> (Ranvir's Portfolio)</w:t>
+      </w:r>
+      <w:r>
+        <w:rPr>
+          <w:sz w:val="20"/>
+          <w:szCs w:val="20"/>
+        </w:rPr>
+        <w:br/>
+        <w:t xml:space="preserve">: "Have increased portfolio weights behind bets where I think that growth rates can be faster + valuations r not expensive" - listed alongside MAN Industries and Entero Healthcare (post #1874). A moderate-conviction addition-to-weight call, not an explicit top-holding statement. Source of this stock's trusted-thread queueing.</w:t>
+      </w:r>
+    </w:p>
+    <w:p>
+      <w:pPr>
+        <w:pStyle w:val="Heading1"/>
+        <w:spacing w:after="120" w:before="280"/>
+      </w:pPr>
+      <w:r>
+        <w:t xml:space="preserve">BSE Corporate Actions / Other Red Flags</w:t>
+      </w:r>
+    </w:p>
+    <w:p>
+      <w:pPr>
+        <w:spacing w:after="120"/>
+      </w:pPr>
+      <w:r>
+        <w:t xml:space="preserve">No red-flag corporate actions found. Promoter group made a small (0.02%) open-market purchase in Nov 2025 alongside the QIP, a mildly positive signal.</w:t>
+      </w:r>
+    </w:p>
+    <w:p>
+      <w:pPr>
+        <w:pStyle w:val="Heading1"/>
+        <w:spacing w:after="120" w:before="280"/>
+      </w:pPr>
+      <w:r>
+        <w:t xml:space="preserve">Bull Case</w:t>
+      </w:r>
+    </w:p>
+    <w:p>
+      <w:pPr>
+        <w:pStyle w:val="ListParagraph"/>
+        <w:numPr>
+          <w:ilvl w:val="0"/>
+          <w:numId w:val="1"/>
+        </w:numPr>
+        <w:spacing w:after="60"/>
+      </w:pPr>
+      <w:r>
+        <w:t xml:space="preserve">Inflection is now ~5 quarters deep (Q3 FY26 +25%, Q4 FY26 +20%, Q1 FY27 +22% PAT YoY) - a genuine multi-quarter trend, not a single-quarter pop</w:t>
+      </w:r>
+    </w:p>
+    <w:p>
+      <w:pPr>
+        <w:pStyle w:val="ListParagraph"/>
+        <w:numPr>
+          <w:ilvl w:val="0"/>
+          <w:numId w:val="1"/>
+        </w:numPr>
+        <w:spacing w:after="60"/>
+      </w:pPr>
+      <w:r>
+        <w:t xml:space="preserve">VAP / composite products growing 25-30% and rising toward 35% of mix - a structural, higher-margin, higher-ROCE shift with CNG cascades, PE pipes and hydrogen optionality behind it</w:t>
+      </w:r>
+    </w:p>
+    <w:p>
+      <w:pPr>
+        <w:pStyle w:val="ListParagraph"/>
+        <w:numPr>
+          <w:ilvl w:val="0"/>
+          <w:numId w:val="1"/>
+        </w:numPr>
+        <w:spacing w:after="60"/>
+      </w:pPr>
+      <w:r>
+        <w:t xml:space="preserve">FY26 debt cut Rs 409 Cr; net-debt-free targeted in 12-18 months - removes the interest drag and lifts ROCE (18.9% -&gt; 20% -&gt; 23%+ FY28 guide)</w:t>
+      </w:r>
+    </w:p>
+    <w:p>
+      <w:pPr>
+        <w:pStyle w:val="ListParagraph"/>
+        <w:numPr>
+          <w:ilvl w:val="0"/>
+          <w:numId w:val="1"/>
+        </w:numPr>
+        <w:spacing w:after="60"/>
+      </w:pPr>
+      <w:r>
+        <w:t xml:space="preserve">First-mover PESO approval for Type-IV hydrogen composite cylinders (Rs 165 Cr order book) positions it for the 'virtual pipeline' hydrogen-economy opportunity</w:t>
+      </w:r>
+    </w:p>
+    <w:p>
+      <w:pPr>
+        <w:pStyle w:val="ListParagraph"/>
+        <w:numPr>
+          <w:ilvl w:val="0"/>
+          <w:numId w:val="1"/>
+        </w:numPr>
+        <w:spacing w:after="60"/>
+      </w:pPr>
+      <w:r>
+        <w:t xml:space="preserve">Valuation undemanding at ~18.8x trailing P/E for ~20% PAT growth plus deleveraging</w:t>
+      </w:r>
+    </w:p>
+    <w:p>
+      <w:pPr>
+        <w:pStyle w:val="Heading1"/>
+        <w:spacing w:after="120" w:before="280"/>
+      </w:pPr>
+      <w:r>
+        <w:t xml:space="preserve">Bear Case / Key Risks</w:t>
+      </w:r>
+    </w:p>
+    <w:p>
+      <w:pPr>
+        <w:pStyle w:val="ListParagraph"/>
+        <w:numPr>
+          <w:ilvl w:val="0"/>
+          <w:numId w:val="1"/>
+        </w:numPr>
+        <w:spacing w:after="60"/>
+      </w:pPr>
+      <w:r>
+        <w:t xml:space="preserve">5-year trailing revenue CAGR of 4.46% is genuinely weak - the inflection, though multi-quarter, is only ~1.5 years deep</w:t>
+      </w:r>
+    </w:p>
+    <w:p>
+      <w:pPr>
+        <w:pStyle w:val="ListParagraph"/>
+        <w:numPr>
+          <w:ilvl w:val="0"/>
+          <w:numId w:val="1"/>
+        </w:numPr>
+        <w:spacing w:after="60"/>
+      </w:pPr>
+      <w:r>
+        <w:t xml:space="preserve">One long-time holder (Aditya_Kapoor) notes management has 'guided' toward the 14.2kg LPG composite cylinder breakthrough for 4 years without full delivery - a pattern of promised-but-delayed catalysts (guidance_credibility mixed)</w:t>
+      </w:r>
+    </w:p>
+    <w:p>
+      <w:pPr>
+        <w:pStyle w:val="ListParagraph"/>
+        <w:numPr>
+          <w:ilvl w:val="0"/>
+          <w:numId w:val="1"/>
+        </w:numPr>
+        <w:spacing w:after="60"/>
+      </w:pPr>
+      <w:r>
+        <w:t xml:space="preserve">Q1 FY27 EBITDA grew only 15% versus revenue +25% - polymer/crude-linked cost pressure compressed the incremental margin</w:t>
+      </w:r>
+    </w:p>
+    <w:p>
+      <w:pPr>
+        <w:pStyle w:val="ListParagraph"/>
+        <w:numPr>
+          <w:ilvl w:val="0"/>
+          <w:numId w:val="1"/>
+        </w:numPr>
+        <w:spacing w:after="60"/>
+      </w:pPr>
+      <w:r>
+        <w:t xml:space="preserve">Hydrogen / Type-IV expansion is gated by PESO approvals and international disruptions - timeline not in management's control</w:t>
+      </w:r>
+    </w:p>
+    <w:p>
+      <w:pPr>
+        <w:pStyle w:val="ListParagraph"/>
+        <w:numPr>
+          <w:ilvl w:val="0"/>
+          <w:numId w:val="1"/>
+        </w:numPr>
+        <w:spacing w:after="60"/>
+      </w:pPr>
+      <w:r>
+        <w:t xml:space="preserve">Legacy commodity packaging is still the majority of the mix; TAM to support a 10x off a ~Rs 9,200 Cr cap is a stretch</w:t>
+      </w:r>
+    </w:p>
+    <w:p>
+      <w:pPr>
+        <w:pStyle w:val="ListParagraph"/>
+        <w:numPr>
+          <w:ilvl w:val="0"/>
+          <w:numId w:val="1"/>
+        </w:numPr>
+        <w:spacing w:after="60"/>
+      </w:pPr>
+      <w:r>
+        <w:t xml:space="preserve">Iran-War-type geopolitical exposure on the export side (overseas ~30-40% of revenue)</w:t>
+      </w:r>
+    </w:p>
+    <w:p>
+      <w:pPr>
+        <w:pStyle w:val="Heading1"/>
+        <w:spacing w:after="120" w:before="280"/>
+      </w:pPr>
+      <w:r>
+        <w:t xml:space="preserve">Market-Cap Tier (informational — not a gate in this project)</w:t>
+      </w:r>
+    </w:p>
+    <w:p>
+      <w:pPr>
+        <w:spacing w:after="120"/>
+      </w:pPr>
+      <w:r>
+        <w:rPr>
+          <w:b/>
+          <w:bCs/>
+        </w:rPr>
+        <w:t xml:space="preserve">Small-cap (~Rs 9,233 Cr)</w:t>
       </w:r>
     </w:p>
     <w:p>
@@ -544,7 +3096,35 @@
           <w:sz w:val="24"/>
           <w:szCs w:val="24"/>
         </w:rPr>
-        <w:t xml:space="preserve">10x-in-2-3-years (unconfirmed) — small/mid-cap size makes 10x mathematically plausible, and the recent-quarter trend is genuinely accelerating, but the inflection is only ~1 year deep against a weak multi-year trailing average, so this is a LOW/MEDIUM-conviction, not-yet-confirmed call per this project's recent-quarter-inflection methodology</w:t>
+        <w:t xml:space="preserve">10x-in-2-3-years</w:t>
+      </w:r>
+    </w:p>
+    <w:p>
+      <w:pPr>
+        <w:spacing w:after="120"/>
+      </w:pPr>
+      <w:r>
+        <w:rPr>
+          <w:color w:val="666666"/>
+          <w:sz w:val="20"/>
+          <w:szCs w:val="20"/>
+        </w:rPr>
+        <w:t xml:space="preserve">4-box gate — tailwind: yes · TAM: weak · moat: weak · valuation: yes  (score 3 / 4)</w:t>
+      </w:r>
+    </w:p>
+    <w:p>
+      <w:pPr>
+        <w:spacing w:after="120"/>
+      </w:pPr>
+      <w:r>
+        <w:rPr>
+          <w:i/>
+          <w:iCs/>
+          <w:color w:val="666666"/>
+          <w:sz w:val="20"/>
+          <w:szCs w:val="20"/>
+        </w:rPr>
+        <w:t xml:space="preserve">Structural multi-year VAP demand - composite CNG/LPG/hydrogen cylinders, PE pipes, IBCs - with a ~5-quarter delivered inflection: tailwind yes. TAM real but a 10x off a ~Rs 9,200 Cr cap is a stretch given the commodity-legacy majority: tam weak. PESO Type-IV hydrogen approval and world-scale drum position are edges, but legacy packaging is commoditised: moat weak. ~18.8x trailing P/E for ~20% PAT growth plus deleveraging leaves room to pay: valuation yes. Score 3.0 -&gt; 10x-in-2-3-years permitted.</w:t>
       </w:r>
     </w:p>
     <w:p>
@@ -567,59 +3147,59 @@
           <w:sz w:val="24"/>
           <w:szCs w:val="24"/>
         </w:rPr>
-        <w:t xml:space="preserve">A real, multi-quarter margin/growth inflection funded by a debt-cutting QIP — promising but still building its track record</w:t>
-      </w:r>
-    </w:p>
-    <w:p>
-      <w:pPr>
-        <w:pStyle w:val="ListParagraph"/>
-        <w:numPr>
-          <w:ilvl w:val="0"/>
-          <w:numId w:val="1"/>
-        </w:numPr>
-        <w:spacing w:after="60"/>
-      </w:pPr>
-      <w:r>
-        <w:t xml:space="preserve">Per this project's methodology-fix rule, a weak 3-5yr trailing average doesn't disqualify a stock when there's a strong, specific, recent-quarter (here, recent-year) improvement — that's exactly this case</w:t>
-      </w:r>
-    </w:p>
-    <w:p>
-      <w:pPr>
-        <w:pStyle w:val="ListParagraph"/>
-        <w:numPr>
-          <w:ilvl w:val="0"/>
-          <w:numId w:val="1"/>
-        </w:numPr>
-        <w:spacing w:after="60"/>
-      </w:pPr>
-      <w:r>
-        <w:t xml:space="preserve">Three-plus consecutive quarters of PAT growth acceleration (20-25% YoY) alongside a genuine, debt-funded balance-sheet repair is a more credible signal than a single good quarter</w:t>
-      </w:r>
-    </w:p>
-    <w:p>
-      <w:pPr>
-        <w:pStyle w:val="ListParagraph"/>
-        <w:numPr>
-          <w:ilvl w:val="0"/>
-          <w:numId w:val="1"/>
-        </w:numPr>
-        <w:spacing w:after="60"/>
-      </w:pPr>
-      <w:r>
-        <w:t xml:space="preserve">Conviction kept at Medium rather than higher given the trailing 5-year average is still weak and the LPG 14.2kg 're-rating' story has a multi-year history of not fully delivering</w:t>
-      </w:r>
-    </w:p>
-    <w:p>
-      <w:pPr>
-        <w:pStyle w:val="ListParagraph"/>
-        <w:numPr>
-          <w:ilvl w:val="0"/>
-          <w:numId w:val="1"/>
-        </w:numPr>
-        <w:spacing w:after="60"/>
-      </w:pPr>
-      <w:r>
-        <w:t xml:space="preserve">Flagged for 30-day revisit given no red flag and thesis fit is not 'neither'</w:t>
+        <w:t xml:space="preserve">A real, ~5-quarter margin/growth inflection funded by debt-cutting, with a structural VAP mix shift and improving ROCE at a cheap multiple - four-box score 3.0, conviction raised to Medium-High</w:t>
+      </w:r>
+    </w:p>
+    <w:p>
+      <w:pPr>
+        <w:pStyle w:val="ListParagraph"/>
+        <w:numPr>
+          <w:ilvl w:val="0"/>
+          <w:numId w:val="1"/>
+        </w:numPr>
+        <w:spacing w:after="60"/>
+      </w:pPr>
+      <w:r>
+        <w:t xml:space="preserve">Per this project's recent-quarter-inflection rule, a weak 3-5yr trailing average does not disqualify when there is a strong, specific, sustained recent improvement - here ~5 consecutive quarters of ~20-25% PAT growth alongside genuine, debt-funded balance-sheet repair</w:t>
+      </w:r>
+    </w:p>
+    <w:p>
+      <w:pPr>
+        <w:pStyle w:val="ListParagraph"/>
+        <w:numPr>
+          <w:ilvl w:val="0"/>
+          <w:numId w:val="1"/>
+        </w:numPr>
+        <w:spacing w:after="60"/>
+      </w:pPr>
+      <w:r>
+        <w:t xml:space="preserve">The VAP / composite shift (25-30% growth, mix 27% -&gt; 35%, PESO hydrogen approval) is a structural tailwind, and the FY26 -&gt; FY28 ROCE path (18.9% -&gt; 23%+) plus net-debt-free target compound the earnings quality</w:t>
+      </w:r>
+    </w:p>
+    <w:p>
+      <w:pPr>
+        <w:pStyle w:val="ListParagraph"/>
+        <w:numPr>
+          <w:ilvl w:val="0"/>
+          <w:numId w:val="1"/>
+        </w:numPr>
+        <w:spacing w:after="60"/>
+      </w:pPr>
+      <w:r>
+        <w:t xml:space="preserve">four_box score 3.0 (tailwind yes / tam weak / moat weak / valuation yes) -&gt; 10x-in-2-3-years permitted; valuation box is yes at ~18.8x P/E for ~20% growth</w:t>
+      </w:r>
+    </w:p>
+    <w:p>
+      <w:pPr>
+        <w:pStyle w:val="ListParagraph"/>
+        <w:numPr>
+          <w:ilvl w:val="0"/>
+          <w:numId w:val="1"/>
+        </w:numPr>
+        <w:spacing w:after="60"/>
+      </w:pPr>
+      <w:r>
+        <w:t xml:space="preserve">Conviction Medium -&gt; Medium-High: multi-quarter consistency, deleveraging execution, improving ROCE and an undemanding multiple, tempered by the 4-year-delayed LPG catalyst, commodity-legacy majority and Q1 margin lag. No red flag; no trusted-conviction floor active. Flagged for 30-day revisit</w:t>
       </w:r>
     </w:p>
     <w:p>

--- a/projects/valuepickr-open-screen/docs/Time Technoplast.docx
+++ b/projects/valuepickr-open-screen/docs/Time Technoplast.docx
@@ -3218,6 +3218,187 @@
           <w:szCs w:val="18"/>
         </w:rPr>
         <w:t xml:space="preserve">This is independent research and analysis for informational purposes only, not personalized financial or investment advice. Past multi-bagger performance and forum/social sentiment are not indicators of future returns. Do your own due diligence before investing.</w:t>
+      </w:r>
+    </w:p>
+    <w:p/>
+    <w:p>
+      <w:r>
+        <w:rPr>
+          <w:b/>
+          <w:sz w:val="28"/>
+        </w:rPr>
+        <w:t>🔄 RESEARCH UPDATE - 2026-10-05</w:t>
+      </w:r>
+    </w:p>
+    <w:p>
+      <w:r>
+        <w:rPr>
+          <w:b/>
+        </w:rPr>
+        <w:t>📊 Key Metrics:</w:t>
+      </w:r>
+    </w:p>
+    <w:p>
+      <w:pPr>
+        <w:ind w:left="360"/>
+      </w:pPr>
+      <w:r>
+        <w:t xml:space="preserve">  • Company: Time Technoplast Ltd</w:t>
+      </w:r>
+    </w:p>
+    <w:p>
+      <w:pPr>
+        <w:ind w:left="360"/>
+      </w:pPr>
+      <w:r>
+        <w:t xml:space="preserve">  • Conviction: Medium-High</w:t>
+      </w:r>
+    </w:p>
+    <w:p>
+      <w:pPr>
+        <w:ind w:left="360"/>
+      </w:pPr>
+      <w:r>
+        <w:t xml:space="preserve">  • Thesis: 10x-in-2-3-years</w:t>
+      </w:r>
+    </w:p>
+    <w:p>
+      <w:pPr>
+        <w:ind w:left="360"/>
+      </w:pPr>
+      <w:r>
+        <w:t xml:space="preserve">  • 4-Box Score: 3.0</w:t>
+      </w:r>
+    </w:p>
+    <w:p>
+      <w:pPr>
+        <w:ind w:left="360"/>
+      </w:pPr>
+      <w:r>
+        <w:t xml:space="preserve">  • Research Date: 2026-09-08</w:t>
+      </w:r>
+    </w:p>
+    <w:p>
+      <w:pPr>
+        <w:ind w:left="360"/>
+      </w:pPr>
+      <w:r>
+        <w:t xml:space="preserve">  • Red Flag: None</w:t>
+      </w:r>
+    </w:p>
+    <w:p/>
+    <w:p>
+      <w:r>
+        <w:rPr>
+          <w:b/>
+        </w:rPr>
+        <w:t>📝 Verdict:</w:t>
+      </w:r>
+    </w:p>
+    <w:p>
+      <w:pPr>
+        <w:ind w:left="360"/>
+      </w:pPr>
+      <w:r>
+        <w:t>A real, ~5-quarter margin/growth inflection funded by debt-cutting, with a structural VAP mix shift and improving ROCE at a cheap multiple - four-box score 3.0, conviction raised to Medium-High</w:t>
+      </w:r>
+    </w:p>
+    <w:p/>
+    <w:p>
+      <w:r>
+        <w:rPr>
+          <w:b/>
+        </w:rPr>
+        <w:t>📈 Bull Case:</w:t>
+      </w:r>
+    </w:p>
+    <w:p>
+      <w:pPr>
+        <w:ind w:left="360"/>
+      </w:pPr>
+      <w:r>
+        <w:t>Inflection is now ~5 quarters deep (Q3 FY26 +25%, Q4 FY26 +20%, Q1 FY27 +22% PAT YoY) - a genuine multi-quarter trend, not a single-quarter pop</w:t>
+      </w:r>
+    </w:p>
+    <w:p>
+      <w:pPr>
+        <w:ind w:left="360"/>
+      </w:pPr>
+      <w:r>
+        <w:t>VAP / composite products growing 25-30% and rising toward 35% of mix - a structural, higher-margin, higher-ROCE shift with CNG cascades, PE pipes and hydrogen optionality behind it</w:t>
+      </w:r>
+    </w:p>
+    <w:p>
+      <w:pPr>
+        <w:ind w:left="360"/>
+      </w:pPr>
+      <w:r>
+        <w:t>FY26 debt cut Rs 409 Cr; net-debt-free targeted in 12-18 months - removes the interest drag and lifts ROCE (18.9% -&gt; 20% -&gt; 23%+ FY28 guide)</w:t>
+      </w:r>
+    </w:p>
+    <w:p>
+      <w:pPr>
+        <w:ind w:left="360"/>
+      </w:pPr>
+      <w:r>
+        <w:t>First-mover PESO approval for Type-IV hydrogen composite cylinders (Rs 165 Cr order book) positions it for the 'virtual pipeline' hydrogen-economy opportunity</w:t>
+      </w:r>
+    </w:p>
+    <w:p>
+      <w:pPr>
+        <w:ind w:left="360"/>
+      </w:pPr>
+      <w:r>
+        <w:t>Valuation undemanding at ~18.8x trailing P/E for ~20% PAT growth plus deleveraging</w:t>
+      </w:r>
+    </w:p>
+    <w:p/>
+    <w:p>
+      <w:r>
+        <w:rPr>
+          <w:b/>
+        </w:rPr>
+        <w:t>📉 Bear Case:</w:t>
+      </w:r>
+    </w:p>
+    <w:p>
+      <w:pPr>
+        <w:ind w:left="360"/>
+      </w:pPr>
+      <w:r>
+        <w:t>5-year trailing revenue CAGR of 4.46% is genuinely weak - the inflection, though multi-quarter, is only ~1.5 years deep</w:t>
+      </w:r>
+    </w:p>
+    <w:p>
+      <w:pPr>
+        <w:ind w:left="360"/>
+      </w:pPr>
+      <w:r>
+        <w:t>One long-time holder (Aditya_Kapoor) notes management has 'guided' toward the 14.2kg LPG composite cylinder breakthrough for 4 years without full delivery - a pattern of promised-but-delayed catalysts (guidance_credibility mixed)</w:t>
+      </w:r>
+    </w:p>
+    <w:p>
+      <w:pPr>
+        <w:ind w:left="360"/>
+      </w:pPr>
+      <w:r>
+        <w:t>Q1 FY27 EBITDA grew only 15% versus revenue +25% - polymer/crude-linked cost pressure compressed the incremental margin</w:t>
+      </w:r>
+    </w:p>
+    <w:p>
+      <w:pPr>
+        <w:ind w:left="360"/>
+      </w:pPr>
+      <w:r>
+        <w:t>Hydrogen / Type-IV expansion is gated by PESO approvals and international disruptions - timeline not in management's control</w:t>
+      </w:r>
+    </w:p>
+    <w:p>
+      <w:pPr>
+        <w:ind w:left="360"/>
+      </w:pPr>
+      <w:r>
+        <w:t>Legacy commodity packaging is still the majority of the mix; TAM to support a 10x off a ~Rs 9,200 Cr cap is a stretch</w:t>
       </w:r>
     </w:p>
     <w:sectPr>
